--- a/huskey_zhao_fisher_parry_pnas_letter_bots.docx
+++ b/huskey_zhao_fisher_parry_pnas_letter_bots.docx
@@ -4,701 +4,6 @@
   <w:body>
     <w:p>
       <w:pPr>
-        <w:contextualSpacing/>
-        <w:rPr>
-          <w:rFonts w:ascii="Arial" w:hAnsi="Arial" w:cs="Arial"/>
-          <w:b/>
-          <w:sz w:val="28"/>
-          <w:szCs w:val="28"/>
-        </w:rPr>
-      </w:pPr>
-      <w:r>
-        <w:rPr>
-          <w:rFonts w:ascii="Arial" w:hAnsi="Arial" w:cs="Arial"/>
-          <w:b/>
-          <w:sz w:val="28"/>
-          <w:szCs w:val="28"/>
-        </w:rPr>
-        <w:t xml:space="preserve">PNAS Template for </w:t>
-      </w:r>
-      <w:r>
-        <w:rPr>
-          <w:rFonts w:ascii="Arial" w:hAnsi="Arial" w:cs="Arial"/>
-          <w:b/>
-          <w:sz w:val="28"/>
-          <w:szCs w:val="28"/>
-        </w:rPr>
-        <w:t>Brief Report</w:t>
-      </w:r>
-      <w:r>
-        <w:rPr>
-          <w:rFonts w:ascii="Arial" w:hAnsi="Arial" w:cs="Arial"/>
-          <w:b/>
-          <w:sz w:val="28"/>
-          <w:szCs w:val="28"/>
-        </w:rPr>
-        <w:t xml:space="preserve"> </w:t>
-      </w:r>
-    </w:p>
-    <w:p>
-      <w:pPr>
-        <w:contextualSpacing/>
-        <w:rPr>
-          <w:rFonts w:ascii="Arial" w:hAnsi="Arial" w:cs="Arial"/>
-        </w:rPr>
-      </w:pPr>
-    </w:p>
-    <w:p>
-      <w:pPr>
-        <w:contextualSpacing/>
-        <w:rPr>
-          <w:rFonts w:ascii="Arial" w:hAnsi="Arial" w:cs="Arial"/>
-          <w:sz w:val="20"/>
-          <w:szCs w:val="20"/>
-        </w:rPr>
-      </w:pPr>
-      <w:r>
-        <w:rPr>
-          <w:rFonts w:ascii="Arial" w:hAnsi="Arial" w:cs="Arial"/>
-          <w:sz w:val="20"/>
-          <w:szCs w:val="20"/>
-        </w:rPr>
-        <w:t xml:space="preserve">This PNAS template </w:t>
-      </w:r>
-      <w:r>
-        <w:rPr>
-          <w:rFonts w:ascii="Arial" w:hAnsi="Arial" w:cs="Arial"/>
-          <w:sz w:val="20"/>
-          <w:szCs w:val="20"/>
-        </w:rPr>
-        <w:t xml:space="preserve">may be used to organize </w:t>
-      </w:r>
-      <w:r>
-        <w:rPr>
-          <w:rFonts w:ascii="Arial" w:hAnsi="Arial" w:cs="Arial"/>
-          <w:sz w:val="20"/>
-          <w:szCs w:val="20"/>
-        </w:rPr>
-        <w:t>your Brief Report</w:t>
-      </w:r>
-      <w:r>
-        <w:rPr>
-          <w:rFonts w:ascii="Arial" w:hAnsi="Arial" w:cs="Arial"/>
-          <w:sz w:val="20"/>
-          <w:szCs w:val="20"/>
-        </w:rPr>
-        <w:t xml:space="preserve"> submission</w:t>
-      </w:r>
-      <w:r>
-        <w:rPr>
-          <w:rFonts w:ascii="Arial" w:hAnsi="Arial" w:cs="Arial"/>
-          <w:sz w:val="20"/>
-          <w:szCs w:val="20"/>
-        </w:rPr>
-        <w:t>. The template i</w:t>
-      </w:r>
-      <w:r>
-        <w:rPr>
-          <w:rFonts w:ascii="Arial" w:hAnsi="Arial" w:cs="Arial"/>
-          <w:sz w:val="20"/>
-          <w:szCs w:val="20"/>
-        </w:rPr>
-        <w:t>s intended to provide a clearly</w:t>
-      </w:r>
-      <w:r>
-        <w:rPr>
-          <w:rFonts w:ascii="Arial" w:hAnsi="Arial" w:cs="Arial"/>
-          <w:sz w:val="20"/>
-          <w:szCs w:val="20"/>
-        </w:rPr>
-        <w:t xml:space="preserve"> </w:t>
-      </w:r>
-      <w:r>
-        <w:rPr>
-          <w:rFonts w:ascii="Arial" w:hAnsi="Arial" w:cs="Arial"/>
-          <w:sz w:val="20"/>
-          <w:szCs w:val="20"/>
-        </w:rPr>
-        <w:t xml:space="preserve">organized </w:t>
-      </w:r>
-      <w:r>
-        <w:rPr>
-          <w:rFonts w:ascii="Arial" w:hAnsi="Arial" w:cs="Arial"/>
-          <w:sz w:val="20"/>
-          <w:szCs w:val="20"/>
-        </w:rPr>
-        <w:t>manuscript</w:t>
-      </w:r>
-      <w:r>
-        <w:rPr>
-          <w:rFonts w:ascii="Arial" w:hAnsi="Arial" w:cs="Arial"/>
-          <w:sz w:val="20"/>
-          <w:szCs w:val="20"/>
-        </w:rPr>
-        <w:t xml:space="preserve"> </w:t>
-      </w:r>
-      <w:r>
-        <w:rPr>
-          <w:rFonts w:ascii="Arial" w:hAnsi="Arial" w:cs="Arial"/>
-          <w:sz w:val="20"/>
-          <w:szCs w:val="20"/>
-        </w:rPr>
-        <w:t>to facilitate the review process.</w:t>
-      </w:r>
-      <w:r>
-        <w:rPr>
-          <w:rFonts w:ascii="Arial" w:hAnsi="Arial" w:cs="Arial"/>
-          <w:sz w:val="20"/>
-          <w:szCs w:val="20"/>
-        </w:rPr>
-        <w:t xml:space="preserve"> </w:t>
-      </w:r>
-      <w:r>
-        <w:rPr>
-          <w:rFonts w:ascii="Arial" w:hAnsi="Arial" w:cs="Arial"/>
-          <w:sz w:val="20"/>
-          <w:szCs w:val="20"/>
-        </w:rPr>
-        <w:t>More</w:t>
-      </w:r>
-      <w:r>
-        <w:rPr>
-          <w:rFonts w:ascii="Arial" w:hAnsi="Arial" w:cs="Arial"/>
-          <w:sz w:val="20"/>
-          <w:szCs w:val="20"/>
-        </w:rPr>
-        <w:t xml:space="preserve"> information </w:t>
-      </w:r>
-      <w:r>
-        <w:rPr>
-          <w:rFonts w:ascii="Arial" w:hAnsi="Arial" w:cs="Arial"/>
-          <w:sz w:val="20"/>
-          <w:szCs w:val="20"/>
-        </w:rPr>
-        <w:t xml:space="preserve">about Brief Reports </w:t>
-      </w:r>
-      <w:r>
-        <w:rPr>
-          <w:rFonts w:ascii="Arial" w:hAnsi="Arial" w:cs="Arial"/>
-          <w:sz w:val="20"/>
-          <w:szCs w:val="20"/>
-        </w:rPr>
-        <w:t xml:space="preserve">is available in our </w:t>
-      </w:r>
-      <w:hyperlink r:id="rId8" w:anchor="article-types">
-        <w:r>
-          <w:rPr>
-            <w:rFonts w:ascii="Arial" w:hAnsi="Arial" w:cs="Arial"/>
-            <w:color w:val="0000FF"/>
-            <w:sz w:val="20"/>
-            <w:szCs w:val="20"/>
-            <w:u w:val="single"/>
-          </w:rPr>
-          <w:t>Author Center</w:t>
-        </w:r>
-      </w:hyperlink>
-      <w:r>
-        <w:rPr>
-          <w:rFonts w:ascii="Arial" w:hAnsi="Arial" w:cs="Arial"/>
-          <w:sz w:val="20"/>
-          <w:szCs w:val="20"/>
-        </w:rPr>
-        <w:t xml:space="preserve">. </w:t>
-      </w:r>
-    </w:p>
-    <w:p>
-      <w:pPr>
-        <w:contextualSpacing/>
-        <w:rPr>
-          <w:rFonts w:ascii="Arial" w:hAnsi="Arial" w:cs="Arial"/>
-          <w:sz w:val="20"/>
-          <w:szCs w:val="20"/>
-        </w:rPr>
-      </w:pPr>
-    </w:p>
-    <w:p>
-      <w:pPr>
-        <w:contextualSpacing/>
-        <w:rPr>
-          <w:rFonts w:ascii="Arial" w:hAnsi="Arial" w:cs="Arial"/>
-          <w:b/>
-          <w:sz w:val="20"/>
-          <w:szCs w:val="20"/>
-        </w:rPr>
-      </w:pPr>
-      <w:r>
-        <w:rPr>
-          <w:rFonts w:ascii="Arial" w:hAnsi="Arial" w:cs="Arial"/>
-          <w:b/>
-          <w:sz w:val="20"/>
-          <w:szCs w:val="20"/>
-        </w:rPr>
-        <w:t xml:space="preserve">Using the </w:t>
-      </w:r>
-      <w:r>
-        <w:rPr>
-          <w:rFonts w:ascii="Arial" w:hAnsi="Arial" w:cs="Arial"/>
-          <w:b/>
-          <w:sz w:val="20"/>
-          <w:szCs w:val="20"/>
-        </w:rPr>
-        <w:t>t</w:t>
-      </w:r>
-      <w:r>
-        <w:rPr>
-          <w:rFonts w:ascii="Arial" w:hAnsi="Arial" w:cs="Arial"/>
-          <w:b/>
-          <w:sz w:val="20"/>
-          <w:szCs w:val="20"/>
-        </w:rPr>
-        <w:t>emplate</w:t>
-      </w:r>
-    </w:p>
-    <w:p>
-      <w:pPr>
-        <w:contextualSpacing/>
-        <w:rPr>
-          <w:rFonts w:ascii="Arial" w:hAnsi="Arial" w:cs="Arial"/>
-          <w:sz w:val="20"/>
-          <w:szCs w:val="20"/>
-        </w:rPr>
-      </w:pPr>
-      <w:r>
-        <w:rPr>
-          <w:rFonts w:ascii="Arial" w:hAnsi="Arial" w:cs="Arial"/>
-          <w:sz w:val="20"/>
-          <w:szCs w:val="20"/>
-        </w:rPr>
-        <w:t xml:space="preserve">Paste the appropriate text from your manuscript into the relevant section of the template. You may maintain the template formatting or reapply styles after pasting your text into the template. </w:t>
-      </w:r>
-    </w:p>
-    <w:p>
-      <w:pPr>
-        <w:contextualSpacing/>
-        <w:rPr>
-          <w:rFonts w:ascii="Arial" w:hAnsi="Arial" w:cs="Arial"/>
-          <w:sz w:val="20"/>
-          <w:szCs w:val="20"/>
-        </w:rPr>
-      </w:pPr>
-    </w:p>
-    <w:p>
-      <w:pPr>
-        <w:contextualSpacing/>
-        <w:jc w:val="both"/>
-        <w:rPr>
-          <w:rFonts w:ascii="Arial" w:hAnsi="Arial" w:cs="Arial"/>
-          <w:sz w:val="20"/>
-          <w:szCs w:val="20"/>
-        </w:rPr>
-      </w:pPr>
-      <w:r>
-        <w:rPr>
-          <w:rFonts w:ascii="Arial" w:hAnsi="Arial" w:cs="Arial"/>
-          <w:sz w:val="20"/>
-          <w:szCs w:val="20"/>
-        </w:rPr>
-        <w:t xml:space="preserve">Figures should be placed on separate pages with legends set immediately below each figure. Table </w:t>
-      </w:r>
-      <w:r>
-        <w:rPr>
-          <w:rFonts w:ascii="Arial" w:hAnsi="Arial" w:cs="Arial"/>
-          <w:sz w:val="20"/>
-          <w:szCs w:val="20"/>
-        </w:rPr>
-        <w:t>titles</w:t>
-      </w:r>
-      <w:r>
-        <w:rPr>
-          <w:rFonts w:ascii="Arial" w:hAnsi="Arial" w:cs="Arial"/>
-          <w:sz w:val="20"/>
-          <w:szCs w:val="20"/>
-        </w:rPr>
-        <w:t xml:space="preserve"> should be set immediately above each table. </w:t>
-      </w:r>
-      <w:r>
-        <w:rPr>
-          <w:rFonts w:ascii="Arial" w:hAnsi="Arial" w:cs="Arial"/>
-          <w:sz w:val="20"/>
-          <w:szCs w:val="20"/>
-        </w:rPr>
-        <w:t>Please do not use field codes for figures and tables to ensure the numbering is correct after the PDF conversion.</w:t>
-      </w:r>
-    </w:p>
-    <w:p>
-      <w:pPr>
-        <w:contextualSpacing/>
-        <w:rPr>
-          <w:rFonts w:ascii="Arial" w:hAnsi="Arial" w:cs="Arial"/>
-          <w:sz w:val="20"/>
-          <w:szCs w:val="20"/>
-        </w:rPr>
-      </w:pPr>
-    </w:p>
-    <w:p>
-      <w:pPr>
-        <w:contextualSpacing/>
-        <w:rPr>
-          <w:rFonts w:ascii="Arial" w:hAnsi="Arial" w:cs="Arial"/>
-          <w:sz w:val="20"/>
-          <w:szCs w:val="20"/>
-        </w:rPr>
-      </w:pPr>
-      <w:r>
-        <w:rPr>
-          <w:rFonts w:ascii="Arial" w:hAnsi="Arial" w:cs="Arial"/>
-          <w:sz w:val="20"/>
-          <w:szCs w:val="20"/>
-        </w:rPr>
-        <w:t>All r</w:t>
-      </w:r>
-      <w:r>
-        <w:rPr>
-          <w:rFonts w:ascii="Arial" w:hAnsi="Arial" w:cs="Arial"/>
-          <w:sz w:val="20"/>
-          <w:szCs w:val="20"/>
-        </w:rPr>
-        <w:t>eferences cited should be included in a r</w:t>
-      </w:r>
-      <w:r>
-        <w:rPr>
-          <w:rFonts w:ascii="Arial" w:hAnsi="Arial" w:cs="Arial"/>
-          <w:sz w:val="20"/>
-          <w:szCs w:val="20"/>
-        </w:rPr>
-        <w:t>eference list at the end of the</w:t>
-      </w:r>
-      <w:r>
-        <w:rPr>
-          <w:rFonts w:ascii="Arial" w:hAnsi="Arial" w:cs="Arial"/>
-          <w:sz w:val="20"/>
-          <w:szCs w:val="20"/>
-        </w:rPr>
-        <w:t xml:space="preserve"> text</w:t>
-      </w:r>
-      <w:r>
-        <w:rPr>
-          <w:rFonts w:ascii="Arial" w:hAnsi="Arial" w:cs="Arial"/>
-          <w:sz w:val="20"/>
-          <w:szCs w:val="20"/>
-        </w:rPr>
-        <w:t xml:space="preserve">. </w:t>
-      </w:r>
-      <w:r>
-        <w:rPr>
-          <w:rFonts w:ascii="Arial" w:hAnsi="Arial" w:cs="Arial"/>
-          <w:sz w:val="20"/>
-          <w:szCs w:val="20"/>
-        </w:rPr>
-        <w:t xml:space="preserve">Examples of the PNAS citation </w:t>
-      </w:r>
-      <w:r>
-        <w:rPr>
-          <w:rFonts w:ascii="Arial" w:hAnsi="Arial" w:cs="Arial"/>
-          <w:sz w:val="20"/>
-          <w:szCs w:val="20"/>
-        </w:rPr>
-        <w:t>style are included in the template</w:t>
-      </w:r>
-      <w:r>
-        <w:rPr>
-          <w:rFonts w:ascii="Arial" w:hAnsi="Arial" w:cs="Arial"/>
-          <w:sz w:val="20"/>
-          <w:szCs w:val="20"/>
-        </w:rPr>
-        <w:t>.</w:t>
-      </w:r>
-      <w:r>
-        <w:rPr>
-          <w:rFonts w:ascii="Arial" w:hAnsi="Arial" w:cs="Arial"/>
-          <w:sz w:val="20"/>
-          <w:szCs w:val="20"/>
-        </w:rPr>
-        <w:t xml:space="preserve"> </w:t>
-      </w:r>
-    </w:p>
-    <w:p>
-      <w:pPr>
-        <w:contextualSpacing/>
-        <w:rPr>
-          <w:rFonts w:ascii="Arial" w:hAnsi="Arial" w:cs="Arial"/>
-          <w:sz w:val="20"/>
-          <w:szCs w:val="20"/>
-        </w:rPr>
-      </w:pPr>
-    </w:p>
-    <w:p>
-      <w:pPr>
-        <w:contextualSpacing/>
-        <w:rPr>
-          <w:rFonts w:ascii="Arial" w:hAnsi="Arial" w:cs="Arial"/>
-          <w:b/>
-          <w:sz w:val="20"/>
-          <w:szCs w:val="20"/>
-        </w:rPr>
-      </w:pPr>
-      <w:r>
-        <w:rPr>
-          <w:rFonts w:ascii="Arial" w:hAnsi="Arial" w:cs="Arial"/>
-          <w:b/>
-          <w:sz w:val="20"/>
-          <w:szCs w:val="20"/>
-        </w:rPr>
-        <w:t>Notes about submission</w:t>
-      </w:r>
-    </w:p>
-    <w:p>
-      <w:pPr>
-        <w:contextualSpacing/>
-        <w:rPr>
-          <w:rFonts w:ascii="Arial" w:hAnsi="Arial" w:cs="Arial"/>
-          <w:sz w:val="20"/>
-          <w:szCs w:val="20"/>
-        </w:rPr>
-      </w:pPr>
-    </w:p>
-    <w:p>
-      <w:pPr>
-        <w:contextualSpacing/>
-        <w:rPr>
-          <w:rFonts w:ascii="Arial" w:hAnsi="Arial" w:cs="Arial"/>
-          <w:sz w:val="20"/>
-          <w:szCs w:val="20"/>
-        </w:rPr>
-      </w:pPr>
-      <w:r>
-        <w:rPr>
-          <w:rFonts w:ascii="Arial" w:hAnsi="Arial" w:cs="Arial"/>
-          <w:sz w:val="20"/>
-          <w:szCs w:val="20"/>
-        </w:rPr>
-        <w:t xml:space="preserve">Delete this first page </w:t>
-      </w:r>
-      <w:r>
-        <w:rPr>
-          <w:rFonts w:ascii="Arial" w:hAnsi="Arial" w:cs="Arial"/>
-          <w:sz w:val="20"/>
-          <w:szCs w:val="20"/>
-        </w:rPr>
-        <w:t>prior to submission.</w:t>
-      </w:r>
-    </w:p>
-    <w:p>
-      <w:pPr>
-        <w:contextualSpacing/>
-        <w:rPr>
-          <w:rFonts w:ascii="Arial" w:hAnsi="Arial" w:cs="Arial"/>
-          <w:sz w:val="20"/>
-          <w:szCs w:val="20"/>
-        </w:rPr>
-      </w:pPr>
-    </w:p>
-    <w:p>
-      <w:pPr>
-        <w:contextualSpacing/>
-        <w:rPr>
-          <w:rFonts w:ascii="Arial" w:hAnsi="Arial" w:cs="Arial"/>
-          <w:sz w:val="20"/>
-          <w:szCs w:val="20"/>
-        </w:rPr>
-      </w:pPr>
-      <w:r>
-        <w:rPr>
-          <w:rFonts w:ascii="Arial" w:hAnsi="Arial" w:cs="Arial"/>
-          <w:sz w:val="20"/>
-          <w:szCs w:val="20"/>
-        </w:rPr>
-        <w:t>The following</w:t>
-      </w:r>
-      <w:r>
-        <w:rPr>
-          <w:rFonts w:ascii="Arial" w:hAnsi="Arial" w:cs="Arial"/>
-          <w:sz w:val="20"/>
-          <w:szCs w:val="20"/>
-        </w:rPr>
-        <w:t xml:space="preserve"> items are required on the title</w:t>
-      </w:r>
-      <w:r>
-        <w:rPr>
-          <w:rFonts w:ascii="Arial" w:hAnsi="Arial" w:cs="Arial"/>
-          <w:sz w:val="20"/>
-          <w:szCs w:val="20"/>
-        </w:rPr>
-        <w:t xml:space="preserve"> page: </w:t>
-      </w:r>
-      <w:r>
-        <w:rPr>
-          <w:rFonts w:ascii="Arial" w:hAnsi="Arial" w:cs="Arial"/>
-          <w:b/>
-          <w:sz w:val="20"/>
-          <w:szCs w:val="20"/>
-        </w:rPr>
-        <w:t>T</w:t>
-      </w:r>
-      <w:r>
-        <w:rPr>
-          <w:rFonts w:ascii="Arial" w:hAnsi="Arial" w:cs="Arial"/>
-          <w:b/>
-          <w:sz w:val="20"/>
-          <w:szCs w:val="20"/>
-        </w:rPr>
-        <w:t xml:space="preserve">itle, Author Line, Author Affiliations, </w:t>
-      </w:r>
-      <w:r>
-        <w:rPr>
-          <w:rFonts w:ascii="Arial" w:hAnsi="Arial" w:cs="Arial"/>
-          <w:b/>
-          <w:sz w:val="20"/>
-          <w:szCs w:val="20"/>
-        </w:rPr>
-        <w:t xml:space="preserve">and </w:t>
-      </w:r>
-      <w:r>
-        <w:rPr>
-          <w:rFonts w:ascii="Arial" w:hAnsi="Arial" w:cs="Arial"/>
-          <w:b/>
-          <w:sz w:val="20"/>
-          <w:szCs w:val="20"/>
-        </w:rPr>
-        <w:t>Corresponding Author Information</w:t>
-      </w:r>
-      <w:r>
-        <w:rPr>
-          <w:rFonts w:ascii="Arial" w:hAnsi="Arial" w:cs="Arial"/>
-          <w:sz w:val="20"/>
-          <w:szCs w:val="20"/>
-        </w:rPr>
-        <w:t>.</w:t>
-      </w:r>
-      <w:r>
-        <w:rPr>
-          <w:rFonts w:ascii="Arial" w:hAnsi="Arial" w:cs="Arial"/>
-          <w:sz w:val="20"/>
-          <w:szCs w:val="20"/>
-        </w:rPr>
-        <w:t xml:space="preserve"> Each of the</w:t>
-      </w:r>
-      <w:r>
-        <w:rPr>
-          <w:rFonts w:ascii="Arial" w:hAnsi="Arial" w:cs="Arial"/>
-          <w:sz w:val="20"/>
-          <w:szCs w:val="20"/>
-        </w:rPr>
-        <w:t>se</w:t>
-      </w:r>
-      <w:r>
-        <w:rPr>
-          <w:rFonts w:ascii="Arial" w:hAnsi="Arial" w:cs="Arial"/>
-          <w:sz w:val="20"/>
-          <w:szCs w:val="20"/>
-        </w:rPr>
-        <w:t xml:space="preserve"> items </w:t>
-      </w:r>
-      <w:r>
-        <w:rPr>
-          <w:rFonts w:ascii="Arial" w:hAnsi="Arial" w:cs="Arial"/>
-          <w:b/>
-          <w:sz w:val="20"/>
-          <w:szCs w:val="20"/>
-        </w:rPr>
-        <w:t>must</w:t>
-      </w:r>
-      <w:r>
-        <w:rPr>
-          <w:rFonts w:ascii="Arial" w:hAnsi="Arial" w:cs="Arial"/>
-          <w:sz w:val="20"/>
-          <w:szCs w:val="20"/>
-        </w:rPr>
-        <w:t xml:space="preserve"> be provided</w:t>
-      </w:r>
-      <w:r>
-        <w:rPr>
-          <w:rFonts w:ascii="Arial" w:hAnsi="Arial" w:cs="Arial"/>
-          <w:sz w:val="20"/>
-          <w:szCs w:val="20"/>
-        </w:rPr>
-        <w:t xml:space="preserve"> on the title</w:t>
-      </w:r>
-      <w:r>
-        <w:rPr>
-          <w:rFonts w:ascii="Arial" w:hAnsi="Arial" w:cs="Arial"/>
-          <w:sz w:val="20"/>
-          <w:szCs w:val="20"/>
-        </w:rPr>
-        <w:t xml:space="preserve"> page</w:t>
-      </w:r>
-      <w:r>
-        <w:rPr>
-          <w:rFonts w:ascii="Arial" w:hAnsi="Arial" w:cs="Arial"/>
-          <w:sz w:val="20"/>
-          <w:szCs w:val="20"/>
-        </w:rPr>
-        <w:t xml:space="preserve"> for us to proceed with processing your paper.</w:t>
-      </w:r>
-    </w:p>
-    <w:p>
-      <w:pPr>
-        <w:contextualSpacing/>
-        <w:rPr>
-          <w:rFonts w:ascii="Arial" w:hAnsi="Arial" w:cs="Arial"/>
-          <w:sz w:val="20"/>
-          <w:szCs w:val="20"/>
-        </w:rPr>
-      </w:pPr>
-    </w:p>
-    <w:p>
-      <w:pPr>
-        <w:rPr>
-          <w:rFonts w:ascii="Arial" w:hAnsi="Arial" w:cs="Arial"/>
-          <w:b/>
-          <w:bCs/>
-          <w:sz w:val="20"/>
-        </w:rPr>
-      </w:pPr>
-      <w:bookmarkStart w:id="0" w:name="_gjdgxs" w:colFirst="0" w:colLast="0"/>
-      <w:bookmarkEnd w:id="0"/>
-    </w:p>
-    <w:p>
-      <w:pPr>
-        <w:rPr>
-          <w:rFonts w:ascii="Arial" w:hAnsi="Arial" w:cs="Arial"/>
-          <w:b/>
-          <w:bCs/>
-          <w:sz w:val="20"/>
-        </w:rPr>
-      </w:pPr>
-      <w:r>
-        <w:rPr>
-          <w:rFonts w:ascii="Arial" w:hAnsi="Arial" w:cs="Arial"/>
-          <w:b/>
-          <w:bCs/>
-          <w:sz w:val="20"/>
-        </w:rPr>
-        <w:t>Supporting information for Brief Reports is limited to extended methods, essential supporting datasets, and videos (no additional tables or figures).</w:t>
-      </w:r>
-    </w:p>
-    <w:p>
-      <w:pPr>
-        <w:contextualSpacing/>
-        <w:rPr>
-          <w:rFonts w:ascii="Arial" w:hAnsi="Arial" w:cs="Arial"/>
-          <w:b/>
-          <w:sz w:val="20"/>
-          <w:szCs w:val="20"/>
-        </w:rPr>
-      </w:pPr>
-    </w:p>
-    <w:p>
-      <w:pPr>
-        <w:rPr>
-          <w:rFonts w:ascii="Arial" w:hAnsi="Arial" w:cs="Arial"/>
-          <w:sz w:val="20"/>
-          <w:szCs w:val="20"/>
-        </w:rPr>
-      </w:pPr>
-    </w:p>
-    <w:p>
-      <w:pPr>
         <w:rPr>
           <w:rFonts w:ascii="Arial" w:hAnsi="Arial" w:cs="Arial"/>
           <w:i/>
@@ -706,132 +11,22 @@
           <w:szCs w:val="18"/>
         </w:rPr>
       </w:pPr>
-    </w:p>
-    <w:p>
-      <w:pPr>
+      <w:r>
         <w:rPr>
           <w:rFonts w:ascii="Arial" w:hAnsi="Arial" w:cs="Arial"/>
           <w:i/>
           <w:sz w:val="18"/>
           <w:szCs w:val="18"/>
         </w:rPr>
-      </w:pPr>
-    </w:p>
-    <w:p>
-      <w:pPr>
+        <w:t xml:space="preserve">Updated </w:t>
+      </w:r>
+      <w:r>
         <w:rPr>
           <w:rFonts w:ascii="Arial" w:hAnsi="Arial" w:cs="Arial"/>
           <w:i/>
           <w:sz w:val="18"/>
           <w:szCs w:val="18"/>
         </w:rPr>
-      </w:pPr>
-    </w:p>
-    <w:p>
-      <w:pPr>
-        <w:rPr>
-          <w:rFonts w:ascii="Arial" w:hAnsi="Arial" w:cs="Arial"/>
-          <w:i/>
-          <w:sz w:val="18"/>
-          <w:szCs w:val="18"/>
-        </w:rPr>
-      </w:pPr>
-    </w:p>
-    <w:p>
-      <w:pPr>
-        <w:rPr>
-          <w:rFonts w:ascii="Arial" w:hAnsi="Arial" w:cs="Arial"/>
-          <w:i/>
-          <w:sz w:val="18"/>
-          <w:szCs w:val="18"/>
-        </w:rPr>
-      </w:pPr>
-    </w:p>
-    <w:p>
-      <w:pPr>
-        <w:rPr>
-          <w:rFonts w:ascii="Arial" w:hAnsi="Arial" w:cs="Arial"/>
-          <w:i/>
-          <w:sz w:val="18"/>
-          <w:szCs w:val="18"/>
-        </w:rPr>
-      </w:pPr>
-    </w:p>
-    <w:p>
-      <w:pPr>
-        <w:rPr>
-          <w:rFonts w:ascii="Arial" w:hAnsi="Arial" w:cs="Arial"/>
-          <w:i/>
-          <w:sz w:val="18"/>
-          <w:szCs w:val="18"/>
-        </w:rPr>
-      </w:pPr>
-    </w:p>
-    <w:p>
-      <w:pPr>
-        <w:rPr>
-          <w:rFonts w:ascii="Arial" w:hAnsi="Arial" w:cs="Arial"/>
-          <w:i/>
-          <w:sz w:val="18"/>
-          <w:szCs w:val="18"/>
-        </w:rPr>
-      </w:pPr>
-    </w:p>
-    <w:p>
-      <w:pPr>
-        <w:rPr>
-          <w:rFonts w:ascii="Arial" w:hAnsi="Arial" w:cs="Arial"/>
-          <w:i/>
-          <w:sz w:val="18"/>
-          <w:szCs w:val="18"/>
-        </w:rPr>
-      </w:pPr>
-    </w:p>
-    <w:p>
-      <w:pPr>
-        <w:rPr>
-          <w:rFonts w:ascii="Arial" w:hAnsi="Arial" w:cs="Arial"/>
-          <w:i/>
-          <w:sz w:val="18"/>
-          <w:szCs w:val="18"/>
-        </w:rPr>
-      </w:pPr>
-    </w:p>
-    <w:p>
-      <w:pPr>
-        <w:rPr>
-          <w:rFonts w:ascii="Arial" w:hAnsi="Arial" w:cs="Arial"/>
-          <w:i/>
-          <w:sz w:val="18"/>
-          <w:szCs w:val="18"/>
-        </w:rPr>
-      </w:pPr>
-    </w:p>
-    <w:p>
-      <w:pPr>
-        <w:rPr>
-          <w:rFonts w:ascii="Arial" w:hAnsi="Arial" w:cs="Arial"/>
-          <w:i/>
-          <w:sz w:val="18"/>
-          <w:szCs w:val="18"/>
-        </w:rPr>
-      </w:pPr>
-      <w:r>
-        <w:rPr>
-          <w:rFonts w:ascii="Arial" w:hAnsi="Arial" w:cs="Arial"/>
-          <w:i/>
-          <w:sz w:val="18"/>
-          <w:szCs w:val="18"/>
-        </w:rPr>
-        <w:t xml:space="preserve">Updated </w:t>
-      </w:r>
-      <w:r>
-        <w:rPr>
-          <w:rFonts w:ascii="Arial" w:hAnsi="Arial" w:cs="Arial"/>
-          <w:i/>
-          <w:sz w:val="18"/>
-          <w:szCs w:val="18"/>
-        </w:rPr>
         <w:t>August 2025</w:t>
       </w:r>
     </w:p>
@@ -848,7 +43,6 @@
           <w:noProof/>
           <w:sz w:val="20"/>
         </w:rPr>
-        <w:lastRenderedPageBreak/>
         <w:drawing>
           <wp:inline distT="0" distB="0" distL="0" distR="0" wp14:anchorId="2973C961" wp14:editId="552E3989">
             <wp:extent cx="1200150" cy="422588"/>
@@ -865,7 +59,7 @@
                     <pic:cNvPicPr/>
                   </pic:nvPicPr>
                   <pic:blipFill>
-                    <a:blip r:embed="rId9" cstate="print">
+                    <a:blip r:embed="rId8" cstate="print">
                       <a:extLst>
                         <a:ext uri="{28A0092B-C50C-407E-A947-70E740481C1C}">
                           <a14:useLocalDpi xmlns:a14="http://schemas.microsoft.com/office/drawing/2010/main" val="0"/>
@@ -917,7 +111,25 @@
           <w:sz w:val="28"/>
           <w:szCs w:val="28"/>
         </w:rPr>
-        <w:t>Main Manuscript for</w:t>
+        <w:t>L</w:t>
+      </w:r>
+      <w:r>
+        <w:rPr>
+          <w:rFonts w:ascii="Arial" w:hAnsi="Arial" w:cs="Arial"/>
+          <w:b/>
+          <w:sz w:val="28"/>
+          <w:szCs w:val="28"/>
+        </w:rPr>
+        <w:t>etter</w:t>
+      </w:r>
+      <w:r>
+        <w:rPr>
+          <w:rFonts w:ascii="Arial" w:hAnsi="Arial" w:cs="Arial"/>
+          <w:b/>
+          <w:sz w:val="28"/>
+          <w:szCs w:val="28"/>
+        </w:rPr>
+        <w:t xml:space="preserve"> for</w:t>
       </w:r>
     </w:p>
     <w:p>
@@ -936,14 +148,6 @@
         </w:rPr>
         <w:t>Behavioral bots are feasible, but constrained</w:t>
       </w:r>
-      <w:r>
-        <w:rPr>
-          <w:rFonts w:ascii="Arial" w:hAnsi="Arial" w:cs="Arial"/>
-          <w:sz w:val="28"/>
-          <w:szCs w:val="28"/>
-        </w:rPr>
-        <w:t>.</w:t>
-      </w:r>
     </w:p>
     <w:p>
       <w:pPr>
@@ -1298,7 +502,7 @@
         </w:rPr>
         <w:t xml:space="preserve"> </w:t>
       </w:r>
-      <w:hyperlink r:id="rId10" w:history="1">
+      <w:hyperlink r:id="rId9" w:history="1">
         <w:r>
           <w:rPr>
             <w:rStyle w:val="Hyperlink"/>
@@ -1637,18 +841,18 @@
           <w:szCs w:val="20"/>
         </w:rPr>
         <w:sectPr>
-          <w:headerReference w:type="default" r:id="rId11"/>
-          <w:footerReference w:type="default" r:id="rId12"/>
+          <w:headerReference w:type="default" r:id="rId10"/>
+          <w:footerReference w:type="default" r:id="rId11"/>
           <w:type w:val="continuous"/>
           <w:pgSz w:w="12240" w:h="15840"/>
           <w:pgMar w:top="1440" w:right="1800" w:bottom="1440" w:left="1800" w:header="720" w:footer="720" w:gutter="0"/>
           <w:cols w:space="720"/>
         </w:sectPr>
       </w:pPr>
-      <w:bookmarkStart w:id="1" w:name="30j0zll" w:colFirst="0" w:colLast="0"/>
-      <w:bookmarkStart w:id="2" w:name="1fob9te" w:colFirst="0" w:colLast="0"/>
+      <w:bookmarkStart w:id="0" w:name="30j0zll" w:colFirst="0" w:colLast="0"/>
+      <w:bookmarkStart w:id="1" w:name="1fob9te" w:colFirst="0" w:colLast="0"/>
+      <w:bookmarkEnd w:id="0"/>
       <w:bookmarkEnd w:id="1"/>
-      <w:bookmarkEnd w:id="2"/>
     </w:p>
     <w:p>
       <w:pPr>
@@ -1753,7 +957,7 @@
           <w:sz w:val="20"/>
           <w:szCs w:val="20"/>
         </w:rPr>
-        <w:t xml:space="preserve"> et al. (2) extended this concern to behavioral experiments, proposing that bot-generated reaction time (RT) data may already contaminate online studies. </w:t>
+        <w:t xml:space="preserve"> et al. (2) extended this concern to behavioral experiments, identifying participants in an online Posner cueing task whose RT profiles were highly consistent with simple bot simulations. In reply, Westwood and Frederick (3) provided </w:t>
       </w:r>
       <w:proofErr w:type="spellStart"/>
       <w:r>
@@ -1764,7 +968,7 @@
           <w:sz w:val="20"/>
           <w:szCs w:val="20"/>
         </w:rPr>
-        <w:t>Chetverikov</w:t>
+        <w:t>addituional</w:t>
       </w:r>
       <w:proofErr w:type="spellEnd"/>
       <w:r>
@@ -1775,69 +979,99 @@
           <w:sz w:val="20"/>
           <w:szCs w:val="20"/>
         </w:rPr>
-        <w:t xml:space="preserve"> (3) offered an important corrective, showing that the proposed detection metrics flag in-lab participants as readily as online ones, and that unusual RT patterns are </w:t>
-      </w:r>
-      <w:r>
-        <w:rPr>
-          <w:rFonts w:ascii="Arial" w:hAnsi="Arial" w:cs="Arial"/>
-          <w:bCs/>
-          <w:color w:val="000000"/>
-          <w:sz w:val="20"/>
-          <w:szCs w:val="20"/>
-        </w:rPr>
-        <w:t>better explained by</w:t>
-      </w:r>
-      <w:r>
-        <w:rPr>
-          <w:rFonts w:ascii="Arial" w:hAnsi="Arial" w:cs="Arial"/>
-          <w:bCs/>
-          <w:color w:val="000000"/>
-          <w:sz w:val="20"/>
-          <w:szCs w:val="20"/>
-        </w:rPr>
-        <w:t xml:space="preserve"> </w:t>
-      </w:r>
-      <w:r>
-        <w:rPr>
-          <w:rFonts w:ascii="Arial" w:hAnsi="Arial" w:cs="Arial"/>
-          <w:bCs/>
-          <w:color w:val="000000"/>
-          <w:sz w:val="20"/>
-          <w:szCs w:val="20"/>
-        </w:rPr>
-        <w:t xml:space="preserve">inattentive humans. </w:t>
-      </w:r>
-      <w:proofErr w:type="spellStart"/>
-      <w:r>
-        <w:rPr>
-          <w:rFonts w:ascii="Arial" w:hAnsi="Arial" w:cs="Arial"/>
-          <w:bCs/>
-          <w:color w:val="000000"/>
-          <w:sz w:val="20"/>
-          <w:szCs w:val="20"/>
-        </w:rPr>
-        <w:t>Özüdoğru</w:t>
-      </w:r>
-      <w:proofErr w:type="spellEnd"/>
-      <w:r>
-        <w:rPr>
-          <w:rFonts w:ascii="Arial" w:hAnsi="Arial" w:cs="Arial"/>
-          <w:bCs/>
-          <w:color w:val="000000"/>
-          <w:sz w:val="20"/>
-          <w:szCs w:val="20"/>
-        </w:rPr>
-        <w:t xml:space="preserve"> </w:t>
-      </w:r>
-      <w:r>
-        <w:rPr>
-          <w:rFonts w:ascii="Arial" w:hAnsi="Arial" w:cs="Arial"/>
-          <w:bCs/>
-          <w:color w:val="000000"/>
-          <w:sz w:val="20"/>
-          <w:szCs w:val="20"/>
-        </w:rPr>
-        <w:t xml:space="preserve">et al. (4) conceded this point but demonstrated that agentic AI can complete standard behavioral tasks with human-like output. We contribute original data that advances this debate: an AI agent iteratively engineered to complete the Attention Network Test (ANT; 5) on a live </w:t>
+        <w:t xml:space="preserve"> empirical evidence </w:t>
+      </w:r>
+      <w:r>
+        <w:rPr>
+          <w:rFonts w:ascii="Arial" w:hAnsi="Arial" w:cs="Arial"/>
+          <w:bCs/>
+          <w:color w:val="000000"/>
+          <w:sz w:val="20"/>
+          <w:szCs w:val="20"/>
+        </w:rPr>
+        <w:t>for</w:t>
+      </w:r>
+      <w:r>
+        <w:rPr>
+          <w:rFonts w:ascii="Arial" w:hAnsi="Arial" w:cs="Arial"/>
+          <w:bCs/>
+          <w:color w:val="000000"/>
+          <w:sz w:val="20"/>
+          <w:szCs w:val="20"/>
+        </w:rPr>
+        <w:t xml:space="preserve"> AI survey contamination. </w:t>
+      </w:r>
+      <w:r>
+        <w:rPr>
+          <w:rFonts w:ascii="Arial" w:hAnsi="Arial" w:cs="Arial"/>
+          <w:bCs/>
+          <w:color w:val="000000"/>
+          <w:sz w:val="20"/>
+          <w:szCs w:val="20"/>
+        </w:rPr>
+        <w:t xml:space="preserve">We contribute original data </w:t>
+      </w:r>
+      <w:r>
+        <w:rPr>
+          <w:rFonts w:ascii="Arial" w:hAnsi="Arial" w:cs="Arial"/>
+          <w:bCs/>
+          <w:color w:val="000000"/>
+          <w:sz w:val="20"/>
+          <w:szCs w:val="20"/>
+        </w:rPr>
+        <w:t>(</w:t>
+      </w:r>
+      <w:hyperlink r:id="rId12" w:history="1">
+        <w:r>
+          <w:rPr>
+            <w:rStyle w:val="Hyperlink"/>
+            <w:rFonts w:ascii="Arial" w:hAnsi="Arial" w:cs="Arial"/>
+            <w:bCs/>
+            <w:sz w:val="20"/>
+            <w:szCs w:val="20"/>
+          </w:rPr>
+          <w:t>https://github.com/cogcommscience-lab/ant_bot_letter</w:t>
+        </w:r>
+      </w:hyperlink>
+      <w:r>
+        <w:rPr>
+          <w:rFonts w:ascii="Arial" w:hAnsi="Arial" w:cs="Arial"/>
+          <w:bCs/>
+          <w:color w:val="000000"/>
+          <w:sz w:val="20"/>
+          <w:szCs w:val="20"/>
+        </w:rPr>
+        <w:t xml:space="preserve">) </w:t>
+      </w:r>
+      <w:r>
+        <w:rPr>
+          <w:rFonts w:ascii="Arial" w:hAnsi="Arial" w:cs="Arial"/>
+          <w:bCs/>
+          <w:color w:val="000000"/>
+          <w:sz w:val="20"/>
+          <w:szCs w:val="20"/>
+        </w:rPr>
+        <w:t xml:space="preserve">that advances this debate: an AI agent iteratively engineered to complete the Attention Network Test (ANT; </w:t>
+      </w:r>
+      <w:r>
+        <w:rPr>
+          <w:rFonts w:ascii="Arial" w:hAnsi="Arial" w:cs="Arial"/>
+          <w:bCs/>
+          <w:color w:val="000000"/>
+          <w:sz w:val="20"/>
+          <w:szCs w:val="20"/>
+        </w:rPr>
+        <w:t>4</w:t>
+      </w:r>
+      <w:r>
+        <w:rPr>
+          <w:rFonts w:ascii="Arial" w:hAnsi="Arial" w:cs="Arial"/>
+          <w:bCs/>
+          <w:color w:val="000000"/>
+          <w:sz w:val="20"/>
+          <w:szCs w:val="20"/>
+        </w:rPr>
+        <w:t xml:space="preserve">) on a live </w:t>
       </w:r>
       <w:proofErr w:type="spellStart"/>
       <w:r>
@@ -2141,6 +1375,16 @@
           <w:sz w:val="20"/>
           <w:szCs w:val="20"/>
         </w:rPr>
+        <w:t>, likely because its pixel-detection pathway differed across cue types: spatial and double cues were detected before the target appeared, requiring timing-based target onset estimation</w:t>
+      </w:r>
+      <w:r>
+        <w:rPr>
+          <w:rFonts w:ascii="Arial" w:hAnsi="Arial" w:cs="Arial"/>
+          <w:bCs/>
+          <w:color w:val="000000"/>
+          <w:sz w:val="20"/>
+          <w:szCs w:val="20"/>
+        </w:rPr>
         <w:t>. On proposed psychometric screening markers (2), the bot was indistinguishable from humans on QQ normality (z = -0.09) and skewness (z = -0.77</w:t>
       </w:r>
       <w:proofErr w:type="gramStart"/>
@@ -2193,6 +1437,206 @@
           <w:sz w:val="20"/>
           <w:szCs w:val="20"/>
         </w:rPr>
+        <w:t xml:space="preserve"> was</w:t>
+      </w:r>
+      <w:r>
+        <w:rPr>
+          <w:rFonts w:ascii="Arial" w:hAnsi="Arial" w:cs="Arial"/>
+          <w:bCs/>
+          <w:color w:val="000000"/>
+          <w:sz w:val="20"/>
+          <w:szCs w:val="20"/>
+        </w:rPr>
+        <w:t xml:space="preserve"> </w:t>
+      </w:r>
+      <w:r>
+        <w:rPr>
+          <w:rFonts w:ascii="Arial" w:hAnsi="Arial" w:cs="Arial"/>
+          <w:bCs/>
+          <w:color w:val="000000"/>
+          <w:sz w:val="20"/>
+          <w:szCs w:val="20"/>
+        </w:rPr>
+        <w:t xml:space="preserve">a bimodal RT distribution produced when pixel-detection </w:t>
+      </w:r>
+      <w:r>
+        <w:rPr>
+          <w:rFonts w:ascii="Arial" w:hAnsi="Arial" w:cs="Arial"/>
+          <w:bCs/>
+          <w:color w:val="000000"/>
+          <w:sz w:val="20"/>
+          <w:szCs w:val="20"/>
+        </w:rPr>
+        <w:t>timed out</w:t>
+      </w:r>
+      <w:r>
+        <w:rPr>
+          <w:rFonts w:ascii="Arial" w:hAnsi="Arial" w:cs="Arial"/>
+          <w:bCs/>
+          <w:color w:val="000000"/>
+          <w:sz w:val="20"/>
+          <w:szCs w:val="20"/>
+        </w:rPr>
+        <w:t xml:space="preserve"> </w:t>
+      </w:r>
+      <w:r>
+        <w:rPr>
+          <w:rFonts w:ascii="Arial" w:hAnsi="Arial" w:cs="Arial"/>
+          <w:bCs/>
+          <w:color w:val="000000"/>
+          <w:sz w:val="20"/>
+          <w:szCs w:val="20"/>
+        </w:rPr>
+        <w:t xml:space="preserve">and </w:t>
+      </w:r>
+      <w:r>
+        <w:rPr>
+          <w:rFonts w:ascii="Arial" w:hAnsi="Arial" w:cs="Arial"/>
+          <w:bCs/>
+          <w:color w:val="000000"/>
+          <w:sz w:val="20"/>
+          <w:szCs w:val="20"/>
+        </w:rPr>
+        <w:t xml:space="preserve">the bot </w:t>
+      </w:r>
+      <w:r>
+        <w:rPr>
+          <w:rFonts w:ascii="Arial" w:hAnsi="Arial" w:cs="Arial"/>
+          <w:bCs/>
+          <w:color w:val="000000"/>
+          <w:sz w:val="20"/>
+          <w:szCs w:val="20"/>
+        </w:rPr>
+        <w:t xml:space="preserve">fell back to timing </w:t>
+      </w:r>
+      <w:r>
+        <w:rPr>
+          <w:rFonts w:ascii="Arial" w:hAnsi="Arial" w:cs="Arial"/>
+          <w:bCs/>
+          <w:color w:val="000000"/>
+          <w:sz w:val="20"/>
+          <w:szCs w:val="20"/>
+        </w:rPr>
+        <w:t>estimation</w:t>
+      </w:r>
+      <w:r>
+        <w:rPr>
+          <w:rFonts w:ascii="Arial" w:hAnsi="Arial" w:cs="Arial"/>
+          <w:bCs/>
+          <w:color w:val="000000"/>
+          <w:sz w:val="20"/>
+          <w:szCs w:val="20"/>
+        </w:rPr>
+        <w:t xml:space="preserve"> </w:t>
+      </w:r>
+      <w:r>
+        <w:rPr>
+          <w:rFonts w:ascii="Arial" w:hAnsi="Arial" w:cs="Arial"/>
+          <w:bCs/>
+          <w:color w:val="000000"/>
+          <w:sz w:val="20"/>
+          <w:szCs w:val="20"/>
+        </w:rPr>
+        <w:t>(Fig. 2</w:t>
+      </w:r>
+      <w:r>
+        <w:rPr>
+          <w:rFonts w:ascii="Arial" w:hAnsi="Arial" w:cs="Arial"/>
+          <w:bCs/>
+          <w:color w:val="000000"/>
+          <w:sz w:val="20"/>
+          <w:szCs w:val="20"/>
+        </w:rPr>
+        <w:t>D</w:t>
+      </w:r>
+      <w:r>
+        <w:rPr>
+          <w:rFonts w:ascii="Arial" w:hAnsi="Arial" w:cs="Arial"/>
+          <w:bCs/>
+          <w:color w:val="000000"/>
+          <w:sz w:val="20"/>
+          <w:szCs w:val="20"/>
+        </w:rPr>
+        <w:t>)</w:t>
+      </w:r>
+      <w:r>
+        <w:rPr>
+          <w:rFonts w:ascii="Arial" w:hAnsi="Arial" w:cs="Arial"/>
+          <w:bCs/>
+          <w:color w:val="000000"/>
+          <w:sz w:val="20"/>
+          <w:szCs w:val="20"/>
+        </w:rPr>
+        <w:t>.</w:t>
+      </w:r>
+      <w:r>
+        <w:rPr>
+          <w:rFonts w:ascii="Arial" w:hAnsi="Arial" w:cs="Arial"/>
+          <w:bCs/>
+          <w:color w:val="000000"/>
+          <w:sz w:val="20"/>
+          <w:szCs w:val="20"/>
+        </w:rPr>
+        <w:t xml:space="preserve"> </w:t>
+      </w:r>
+      <w:r>
+        <w:rPr>
+          <w:rFonts w:ascii="Arial" w:hAnsi="Arial" w:cs="Arial"/>
+          <w:bCs/>
+          <w:color w:val="000000"/>
+          <w:sz w:val="20"/>
+          <w:szCs w:val="20"/>
+        </w:rPr>
+        <w:t>This fingerprint,</w:t>
+      </w:r>
+      <w:r>
+        <w:rPr>
+          <w:rFonts w:ascii="Arial" w:hAnsi="Arial" w:cs="Arial"/>
+          <w:bCs/>
+          <w:color w:val="000000"/>
+          <w:sz w:val="20"/>
+          <w:szCs w:val="20"/>
+        </w:rPr>
+        <w:t xml:space="preserve"> </w:t>
+      </w:r>
+      <w:r>
+        <w:rPr>
+          <w:rFonts w:ascii="Arial" w:hAnsi="Arial" w:cs="Arial"/>
+          <w:bCs/>
+          <w:color w:val="000000"/>
+          <w:sz w:val="20"/>
+          <w:szCs w:val="20"/>
+        </w:rPr>
+        <w:t xml:space="preserve">invisible to </w:t>
+      </w:r>
+      <w:r>
+        <w:rPr>
+          <w:rFonts w:ascii="Arial" w:hAnsi="Arial" w:cs="Arial"/>
+          <w:bCs/>
+          <w:color w:val="000000"/>
+          <w:sz w:val="20"/>
+          <w:szCs w:val="20"/>
+        </w:rPr>
+        <w:t xml:space="preserve">previously proposed (2) </w:t>
+      </w:r>
+      <w:r>
+        <w:rPr>
+          <w:rFonts w:ascii="Arial" w:hAnsi="Arial" w:cs="Arial"/>
+          <w:bCs/>
+          <w:color w:val="000000"/>
+          <w:sz w:val="20"/>
+          <w:szCs w:val="20"/>
+        </w:rPr>
+        <w:t>screening metrics</w:t>
+      </w:r>
+      <w:r>
+        <w:rPr>
+          <w:rFonts w:ascii="Arial" w:hAnsi="Arial" w:cs="Arial"/>
+          <w:bCs/>
+          <w:color w:val="000000"/>
+          <w:sz w:val="20"/>
+          <w:szCs w:val="20"/>
+        </w:rPr>
         <w:t xml:space="preserve">, </w:t>
       </w:r>
       <w:r>
@@ -2203,67 +1647,17 @@
           <w:sz w:val="20"/>
           <w:szCs w:val="20"/>
         </w:rPr>
-        <w:t>a bimodal RT distribution produced when pixel-detection routines failed (Fig. 2</w:t>
-      </w:r>
-      <w:r>
-        <w:rPr>
-          <w:rFonts w:ascii="Arial" w:hAnsi="Arial" w:cs="Arial"/>
-          <w:bCs/>
-          <w:color w:val="000000"/>
-          <w:sz w:val="20"/>
-          <w:szCs w:val="20"/>
-        </w:rPr>
-        <w:t>D</w:t>
-      </w:r>
-      <w:r>
-        <w:rPr>
-          <w:rFonts w:ascii="Arial" w:hAnsi="Arial" w:cs="Arial"/>
-          <w:bCs/>
-          <w:color w:val="000000"/>
-          <w:sz w:val="20"/>
-          <w:szCs w:val="20"/>
-        </w:rPr>
-        <w:t>)</w:t>
-      </w:r>
-      <w:r>
-        <w:rPr>
-          <w:rFonts w:ascii="Arial" w:hAnsi="Arial" w:cs="Arial"/>
-          <w:bCs/>
-          <w:color w:val="000000"/>
-          <w:sz w:val="20"/>
-          <w:szCs w:val="20"/>
-        </w:rPr>
-        <w:t xml:space="preserve">, resulted from </w:t>
-      </w:r>
-      <w:r>
-        <w:rPr>
-          <w:rFonts w:ascii="Arial" w:hAnsi="Arial" w:cs="Arial"/>
-          <w:bCs/>
-          <w:color w:val="000000"/>
-          <w:sz w:val="20"/>
-          <w:szCs w:val="20"/>
-        </w:rPr>
-        <w:t xml:space="preserve">an engineering fingerprint invisible to </w:t>
-      </w:r>
-      <w:r>
-        <w:rPr>
-          <w:rFonts w:ascii="Arial" w:hAnsi="Arial" w:cs="Arial"/>
-          <w:bCs/>
-          <w:color w:val="000000"/>
-          <w:sz w:val="20"/>
-          <w:szCs w:val="20"/>
-        </w:rPr>
-        <w:t xml:space="preserve">previously proposed (2) </w:t>
-      </w:r>
-      <w:r>
-        <w:rPr>
-          <w:rFonts w:ascii="Arial" w:hAnsi="Arial" w:cs="Arial"/>
-          <w:bCs/>
-          <w:color w:val="000000"/>
-          <w:sz w:val="20"/>
-          <w:szCs w:val="20"/>
-        </w:rPr>
-        <w:t>aggregate screening metrics.</w:t>
+        <w:t>resulted from engineering constraints</w:t>
+      </w:r>
+      <w:r>
+        <w:rPr>
+          <w:rFonts w:ascii="Arial" w:hAnsi="Arial" w:cs="Arial"/>
+          <w:bCs/>
+          <w:color w:val="000000"/>
+          <w:sz w:val="20"/>
+          <w:szCs w:val="20"/>
+        </w:rPr>
+        <w:t>.</w:t>
       </w:r>
     </w:p>
     <w:p>
@@ -2315,7 +1709,57 @@
           <w:sz w:val="20"/>
           <w:szCs w:val="20"/>
         </w:rPr>
-        <w:t>Critically, building this agent required seven iterative code revisions over multiple days of experiment-specific reverse engineering. Each revision demanded a full experiment run (</w:t>
+        <w:t>B</w:t>
+      </w:r>
+      <w:r>
+        <w:rPr>
+          <w:rFonts w:ascii="Arial" w:hAnsi="Arial" w:cs="Arial"/>
+          <w:bCs/>
+          <w:color w:val="000000"/>
+          <w:sz w:val="20"/>
+          <w:szCs w:val="20"/>
+        </w:rPr>
+        <w:t xml:space="preserve">uilding this </w:t>
+      </w:r>
+      <w:r>
+        <w:rPr>
+          <w:rFonts w:ascii="Arial" w:hAnsi="Arial" w:cs="Arial"/>
+          <w:bCs/>
+          <w:color w:val="000000"/>
+          <w:sz w:val="20"/>
+          <w:szCs w:val="20"/>
+        </w:rPr>
+        <w:t>bot</w:t>
+      </w:r>
+      <w:r>
+        <w:rPr>
+          <w:rFonts w:ascii="Arial" w:hAnsi="Arial" w:cs="Arial"/>
+          <w:bCs/>
+          <w:color w:val="000000"/>
+          <w:sz w:val="20"/>
+          <w:szCs w:val="20"/>
+        </w:rPr>
+        <w:t xml:space="preserve"> required seven iterative cod</w:t>
+      </w:r>
+      <w:r>
+        <w:rPr>
+          <w:rFonts w:ascii="Arial" w:hAnsi="Arial" w:cs="Arial"/>
+          <w:bCs/>
+          <w:color w:val="000000"/>
+          <w:sz w:val="20"/>
+          <w:szCs w:val="20"/>
+        </w:rPr>
+        <w:t>e</w:t>
+      </w:r>
+      <w:r>
+        <w:rPr>
+          <w:rFonts w:ascii="Arial" w:hAnsi="Arial" w:cs="Arial"/>
+          <w:bCs/>
+          <w:color w:val="000000"/>
+          <w:sz w:val="20"/>
+          <w:szCs w:val="20"/>
+        </w:rPr>
+        <w:t xml:space="preserve"> revisions over multiple days of experiment-specific reverse engineering. Each revision demanded a full experiment run (</w:t>
       </w:r>
       <w:r>
         <w:rPr>
@@ -2335,7 +1779,67 @@
           <w:sz w:val="20"/>
           <w:szCs w:val="20"/>
         </w:rPr>
-        <w:t>25 min), data extraction, and comparative analysis against human benchmarks. This engineering burden has three implications. First, bots built for one task rendered by one software environment do not readily generalize to different tasks or even the same task in a different environment. Second, simple perceptual-motor tasks amenable to heuristic strategies (e.g., known RT distribution properties) are more vulnerable than tasks requiring cognitive or affective judgments, such as value-based decision making (</w:t>
+        <w:t>25 min), data extraction, and comparative analysis against human benchmarks.</w:t>
+      </w:r>
+      <w:r>
+        <w:rPr>
+          <w:rFonts w:ascii="Arial" w:hAnsi="Arial" w:cs="Arial"/>
+          <w:bCs/>
+          <w:color w:val="000000"/>
+          <w:sz w:val="20"/>
+          <w:szCs w:val="20"/>
+        </w:rPr>
+        <w:t xml:space="preserve"> </w:t>
+      </w:r>
+      <w:r>
+        <w:rPr>
+          <w:rFonts w:ascii="Arial" w:hAnsi="Arial" w:cs="Arial"/>
+          <w:bCs/>
+          <w:color w:val="000000"/>
+          <w:sz w:val="20"/>
+          <w:szCs w:val="20"/>
+        </w:rPr>
+        <w:t>This engineering burden has three implications. First, bots built for one task rendered by one software environment do not readily generalize to different tasks or even the same task in different environment</w:t>
+      </w:r>
+      <w:r>
+        <w:rPr>
+          <w:rFonts w:ascii="Arial" w:hAnsi="Arial" w:cs="Arial"/>
+          <w:bCs/>
+          <w:color w:val="000000"/>
+          <w:sz w:val="20"/>
+          <w:szCs w:val="20"/>
+        </w:rPr>
+        <w:t>s</w:t>
+      </w:r>
+      <w:r>
+        <w:rPr>
+          <w:rFonts w:ascii="Arial" w:hAnsi="Arial" w:cs="Arial"/>
+          <w:bCs/>
+          <w:color w:val="000000"/>
+          <w:sz w:val="20"/>
+          <w:szCs w:val="20"/>
+        </w:rPr>
+        <w:t xml:space="preserve">. Second, simple perceptual-motor tasks amenable to heuristic strategies (e.g., known RT distribution properties) </w:t>
+      </w:r>
+      <w:r>
+        <w:rPr>
+          <w:rFonts w:ascii="Arial" w:hAnsi="Arial" w:cs="Arial"/>
+          <w:bCs/>
+          <w:color w:val="000000"/>
+          <w:sz w:val="20"/>
+          <w:szCs w:val="20"/>
+        </w:rPr>
+        <w:t>may be</w:t>
+      </w:r>
+      <w:r>
+        <w:rPr>
+          <w:rFonts w:ascii="Arial" w:hAnsi="Arial" w:cs="Arial"/>
+          <w:bCs/>
+          <w:color w:val="000000"/>
+          <w:sz w:val="20"/>
+          <w:szCs w:val="20"/>
+        </w:rPr>
+        <w:t xml:space="preserve"> more vulnerable than tasks requiring cognitive or affective judgments, such as value-based decision making (</w:t>
       </w:r>
       <w:r>
         <w:rPr>
@@ -2355,6 +1859,26 @@
           <w:sz w:val="20"/>
           <w:szCs w:val="20"/>
         </w:rPr>
+        <w:t>5</w:t>
+      </w:r>
+      <w:r>
+        <w:rPr>
+          <w:rFonts w:ascii="Arial" w:hAnsi="Arial" w:cs="Arial"/>
+          <w:bCs/>
+          <w:color w:val="000000"/>
+          <w:sz w:val="20"/>
+          <w:szCs w:val="20"/>
+        </w:rPr>
+        <w:t>-</w:t>
+      </w:r>
+      <w:r>
+        <w:rPr>
+          <w:rFonts w:ascii="Arial" w:hAnsi="Arial" w:cs="Arial"/>
+          <w:bCs/>
+          <w:color w:val="000000"/>
+          <w:sz w:val="20"/>
+          <w:szCs w:val="20"/>
+        </w:rPr>
         <w:t>6</w:t>
       </w:r>
       <w:r>
@@ -2365,16 +1889,6 @@
           <w:sz w:val="20"/>
           <w:szCs w:val="20"/>
         </w:rPr>
-        <w:t>-7</w:t>
-      </w:r>
-      <w:r>
-        <w:rPr>
-          <w:rFonts w:ascii="Arial" w:hAnsi="Arial" w:cs="Arial"/>
-          <w:bCs/>
-          <w:color w:val="000000"/>
-          <w:sz w:val="20"/>
-          <w:szCs w:val="20"/>
-        </w:rPr>
         <w:t xml:space="preserve">). Third, tasks that integrate LLM-based </w:t>
       </w:r>
       <w:r>
@@ -2415,7 +1929,27 @@
           <w:sz w:val="20"/>
           <w:szCs w:val="20"/>
         </w:rPr>
-        <w:t xml:space="preserve"> decision components </w:t>
+        <w:t xml:space="preserve"> </w:t>
+      </w:r>
+      <w:r>
+        <w:rPr>
+          <w:rFonts w:ascii="Arial" w:hAnsi="Arial" w:cs="Arial"/>
+          <w:bCs/>
+          <w:color w:val="000000"/>
+          <w:sz w:val="20"/>
+          <w:szCs w:val="20"/>
+        </w:rPr>
+        <w:t>judgment</w:t>
+      </w:r>
+      <w:r>
+        <w:rPr>
+          <w:rFonts w:ascii="Arial" w:hAnsi="Arial" w:cs="Arial"/>
+          <w:bCs/>
+          <w:color w:val="000000"/>
+          <w:sz w:val="20"/>
+          <w:szCs w:val="20"/>
+        </w:rPr>
+        <w:t xml:space="preserve"> components </w:t>
       </w:r>
       <w:r>
         <w:rPr>
@@ -2445,7 +1979,7 @@
           <w:sz w:val="20"/>
           <w:szCs w:val="20"/>
         </w:rPr>
-        <w:t>8</w:t>
+        <w:t>7</w:t>
       </w:r>
       <w:r>
         <w:rPr>
@@ -2505,7 +2039,27 @@
           <w:sz w:val="20"/>
           <w:szCs w:val="20"/>
         </w:rPr>
-        <w:t>the added inference step may create latency signatures that differentiate bot from human performance</w:t>
+        <w:t xml:space="preserve">the added </w:t>
+      </w:r>
+      <w:r>
+        <w:rPr>
+          <w:rFonts w:ascii="Arial" w:hAnsi="Arial" w:cs="Arial"/>
+          <w:bCs/>
+          <w:color w:val="000000"/>
+          <w:sz w:val="20"/>
+          <w:szCs w:val="20"/>
+        </w:rPr>
+        <w:t>judgment</w:t>
+      </w:r>
+      <w:r>
+        <w:rPr>
+          <w:rFonts w:ascii="Arial" w:hAnsi="Arial" w:cs="Arial"/>
+          <w:bCs/>
+          <w:color w:val="000000"/>
+          <w:sz w:val="20"/>
+          <w:szCs w:val="20"/>
+        </w:rPr>
+        <w:t xml:space="preserve"> step may create latency signatures that differentiate bot from human performance</w:t>
       </w:r>
       <w:r>
         <w:rPr>
@@ -2577,7 +2131,7 @@
           <w:sz w:val="20"/>
           <w:szCs w:val="20"/>
         </w:rPr>
-        <w:t>9</w:t>
+        <w:t>8</w:t>
       </w:r>
       <w:r>
         <w:rPr>
@@ -2731,7 +2285,704 @@
           <w:sz w:val="20"/>
           <w:szCs w:val="20"/>
         </w:rPr>
-        <w:t xml:space="preserve"> anchoring them in empirical benchmarks is more defensible than relying on distributional assumptions alone.</w:t>
+        <w:t xml:space="preserve"> anchoring them in empirical benchmarks is more defensible than relying on distributional assumptions.</w:t>
+      </w:r>
+    </w:p>
+    <w:p>
+      <w:pPr>
+        <w:pBdr>
+          <w:top w:val="nil"/>
+          <w:left w:val="nil"/>
+          <w:bottom w:val="nil"/>
+          <w:right w:val="nil"/>
+          <w:between w:val="nil"/>
+        </w:pBdr>
+        <w:contextualSpacing/>
+        <w:rPr>
+          <w:rFonts w:ascii="Arial" w:hAnsi="Arial" w:cs="Arial"/>
+          <w:color w:val="000000"/>
+          <w:sz w:val="20"/>
+          <w:szCs w:val="20"/>
+        </w:rPr>
+      </w:pPr>
+    </w:p>
+    <w:p>
+      <w:pPr>
+        <w:pBdr>
+          <w:top w:val="nil"/>
+          <w:left w:val="nil"/>
+          <w:bottom w:val="nil"/>
+          <w:right w:val="nil"/>
+          <w:between w:val="nil"/>
+        </w:pBdr>
+        <w:contextualSpacing/>
+        <w:rPr>
+          <w:rFonts w:ascii="Arial" w:hAnsi="Arial" w:cs="Arial"/>
+          <w:color w:val="000000"/>
+          <w:sz w:val="20"/>
+          <w:szCs w:val="20"/>
+        </w:rPr>
+      </w:pPr>
+      <w:r>
+        <w:rPr>
+          <w:rFonts w:ascii="Arial" w:hAnsi="Arial" w:cs="Arial"/>
+          <w:b/>
+          <w:color w:val="000000"/>
+          <w:sz w:val="20"/>
+          <w:szCs w:val="20"/>
+        </w:rPr>
+        <w:t>References</w:t>
+      </w:r>
+    </w:p>
+    <w:p>
+      <w:pPr>
+        <w:pBdr>
+          <w:top w:val="nil"/>
+          <w:left w:val="nil"/>
+          <w:bottom w:val="nil"/>
+          <w:right w:val="nil"/>
+          <w:between w:val="nil"/>
+        </w:pBdr>
+        <w:contextualSpacing/>
+        <w:rPr>
+          <w:rFonts w:ascii="Arial" w:hAnsi="Arial" w:cs="Arial"/>
+          <w:sz w:val="20"/>
+        </w:rPr>
+      </w:pPr>
+      <w:r>
+        <w:rPr>
+          <w:rFonts w:ascii="Arial" w:hAnsi="Arial" w:cs="Arial"/>
+          <w:color w:val="000000"/>
+          <w:sz w:val="20"/>
+          <w:szCs w:val="20"/>
+        </w:rPr>
+        <w:t xml:space="preserve"> </w:t>
+      </w:r>
+    </w:p>
+    <w:p>
+      <w:pPr>
+        <w:pStyle w:val="NormalWeb"/>
+        <w:numPr>
+          <w:ilvl w:val="0"/>
+          <w:numId w:val="2"/>
+        </w:numPr>
+        <w:shd w:val="clear" w:color="auto" w:fill="FFFFFF"/>
+        <w:textAlignment w:val="baseline"/>
+        <w:rPr>
+          <w:rFonts w:ascii="Arial" w:hAnsi="Arial" w:cs="Arial"/>
+          <w:color w:val="000000" w:themeColor="text1"/>
+          <w:sz w:val="20"/>
+          <w:szCs w:val="20"/>
+        </w:rPr>
+      </w:pPr>
+      <w:r>
+        <w:rPr>
+          <w:rFonts w:ascii="Arial" w:hAnsi="Arial" w:cs="Arial"/>
+          <w:color w:val="000000" w:themeColor="text1"/>
+          <w:sz w:val="20"/>
+          <w:szCs w:val="20"/>
+        </w:rPr>
+        <w:t xml:space="preserve">S. J. Westwood, The potential existential threat of large language models to online survey research. </w:t>
+      </w:r>
+      <w:r>
+        <w:rPr>
+          <w:rFonts w:ascii="Arial" w:hAnsi="Arial" w:cs="Arial"/>
+          <w:i/>
+          <w:iCs/>
+          <w:color w:val="000000" w:themeColor="text1"/>
+          <w:sz w:val="20"/>
+          <w:szCs w:val="20"/>
+        </w:rPr>
+        <w:t>Proceedings of the National Academy of Sciences</w:t>
+      </w:r>
+      <w:r>
+        <w:rPr>
+          <w:rFonts w:ascii="Arial" w:hAnsi="Arial" w:cs="Arial"/>
+          <w:color w:val="000000" w:themeColor="text1"/>
+          <w:sz w:val="20"/>
+          <w:szCs w:val="20"/>
+        </w:rPr>
+        <w:t xml:space="preserve"> </w:t>
+      </w:r>
+      <w:r>
+        <w:rPr>
+          <w:rFonts w:ascii="Arial" w:hAnsi="Arial" w:cs="Arial"/>
+          <w:b/>
+          <w:bCs/>
+          <w:color w:val="000000" w:themeColor="text1"/>
+          <w:sz w:val="20"/>
+          <w:szCs w:val="20"/>
+        </w:rPr>
+        <w:t>122</w:t>
+      </w:r>
+      <w:r>
+        <w:rPr>
+          <w:rFonts w:ascii="Arial" w:hAnsi="Arial" w:cs="Arial"/>
+          <w:color w:val="000000" w:themeColor="text1"/>
+          <w:sz w:val="20"/>
+          <w:szCs w:val="20"/>
+        </w:rPr>
+        <w:t>, e2518075122 (2025).</w:t>
+      </w:r>
+    </w:p>
+    <w:p>
+      <w:pPr>
+        <w:pStyle w:val="NormalWeb"/>
+        <w:numPr>
+          <w:ilvl w:val="0"/>
+          <w:numId w:val="2"/>
+        </w:numPr>
+        <w:shd w:val="clear" w:color="auto" w:fill="FFFFFF"/>
+        <w:textAlignment w:val="baseline"/>
+        <w:rPr>
+          <w:rFonts w:ascii="Arial" w:hAnsi="Arial" w:cs="Arial"/>
+          <w:color w:val="000000" w:themeColor="text1"/>
+          <w:sz w:val="20"/>
+          <w:szCs w:val="20"/>
+        </w:rPr>
+      </w:pPr>
+      <w:r>
+        <w:rPr>
+          <w:rFonts w:ascii="Arial" w:hAnsi="Arial" w:cs="Arial"/>
+          <w:color w:val="000000" w:themeColor="text1"/>
+          <w:sz w:val="20"/>
+          <w:szCs w:val="20"/>
+        </w:rPr>
+        <w:lastRenderedPageBreak/>
+        <w:t xml:space="preserve">S. Van der Stigchel, C. Strauch, B. de Zwart, L. Van Maanen, Will online behavioral research follow the fate of online survey research? </w:t>
+      </w:r>
+      <w:r>
+        <w:rPr>
+          <w:rFonts w:ascii="Arial" w:hAnsi="Arial" w:cs="Arial"/>
+          <w:i/>
+          <w:iCs/>
+          <w:color w:val="000000" w:themeColor="text1"/>
+          <w:sz w:val="20"/>
+          <w:szCs w:val="20"/>
+        </w:rPr>
+        <w:t>Proceedings of the National Academy of Sciences</w:t>
+      </w:r>
+      <w:r>
+        <w:rPr>
+          <w:rFonts w:ascii="Arial" w:hAnsi="Arial" w:cs="Arial"/>
+          <w:color w:val="000000" w:themeColor="text1"/>
+          <w:sz w:val="20"/>
+          <w:szCs w:val="20"/>
+        </w:rPr>
+        <w:t xml:space="preserve"> </w:t>
+      </w:r>
+      <w:r>
+        <w:rPr>
+          <w:rFonts w:ascii="Arial" w:hAnsi="Arial" w:cs="Arial"/>
+          <w:b/>
+          <w:bCs/>
+          <w:color w:val="000000" w:themeColor="text1"/>
+          <w:sz w:val="20"/>
+          <w:szCs w:val="20"/>
+        </w:rPr>
+        <w:t>123</w:t>
+      </w:r>
+      <w:r>
+        <w:rPr>
+          <w:rFonts w:ascii="Arial" w:hAnsi="Arial" w:cs="Arial"/>
+          <w:color w:val="000000" w:themeColor="text1"/>
+          <w:sz w:val="20"/>
+          <w:szCs w:val="20"/>
+        </w:rPr>
+        <w:t>, e2535585123 (2026).</w:t>
+      </w:r>
+    </w:p>
+    <w:p>
+      <w:pPr>
+        <w:pStyle w:val="NormalWeb"/>
+        <w:numPr>
+          <w:ilvl w:val="0"/>
+          <w:numId w:val="2"/>
+        </w:numPr>
+        <w:shd w:val="clear" w:color="auto" w:fill="FFFFFF"/>
+        <w:textAlignment w:val="baseline"/>
+        <w:rPr>
+          <w:rFonts w:ascii="Arial" w:hAnsi="Arial" w:cs="Arial"/>
+          <w:color w:val="000000" w:themeColor="text1"/>
+          <w:sz w:val="20"/>
+          <w:szCs w:val="20"/>
+        </w:rPr>
+      </w:pPr>
+      <w:r>
+        <w:rPr>
+          <w:rFonts w:ascii="Arial" w:hAnsi="Arial" w:cs="Arial"/>
+          <w:color w:val="000000" w:themeColor="text1"/>
+          <w:sz w:val="20"/>
+          <w:szCs w:val="20"/>
+        </w:rPr>
+        <w:t xml:space="preserve">S. J. Westwood, S. Frederick, Reply to Van der </w:t>
+      </w:r>
+      <w:proofErr w:type="spellStart"/>
+      <w:r>
+        <w:rPr>
+          <w:rFonts w:ascii="Arial" w:hAnsi="Arial" w:cs="Arial"/>
+          <w:color w:val="000000" w:themeColor="text1"/>
+          <w:sz w:val="20"/>
+          <w:szCs w:val="20"/>
+        </w:rPr>
+        <w:t>Stigchel</w:t>
+      </w:r>
+      <w:proofErr w:type="spellEnd"/>
+      <w:r>
+        <w:rPr>
+          <w:rFonts w:ascii="Arial" w:hAnsi="Arial" w:cs="Arial"/>
+          <w:color w:val="000000" w:themeColor="text1"/>
+          <w:sz w:val="20"/>
+          <w:szCs w:val="20"/>
+        </w:rPr>
+        <w:t xml:space="preserve"> et al.: Empirical evidence that AI survey contamination is real and substantial. </w:t>
+      </w:r>
+      <w:r>
+        <w:rPr>
+          <w:rFonts w:ascii="Arial" w:hAnsi="Arial" w:cs="Arial"/>
+          <w:i/>
+          <w:iCs/>
+          <w:color w:val="000000" w:themeColor="text1"/>
+          <w:sz w:val="20"/>
+          <w:szCs w:val="20"/>
+        </w:rPr>
+        <w:t>Proceedings of the National Academy of Sciences</w:t>
+      </w:r>
+      <w:r>
+        <w:rPr>
+          <w:rFonts w:ascii="Arial" w:hAnsi="Arial" w:cs="Arial"/>
+          <w:color w:val="000000" w:themeColor="text1"/>
+          <w:sz w:val="20"/>
+          <w:szCs w:val="20"/>
+        </w:rPr>
+        <w:t xml:space="preserve"> </w:t>
+      </w:r>
+      <w:r>
+        <w:rPr>
+          <w:rFonts w:ascii="Arial" w:hAnsi="Arial" w:cs="Arial"/>
+          <w:b/>
+          <w:bCs/>
+          <w:color w:val="000000" w:themeColor="text1"/>
+          <w:sz w:val="20"/>
+          <w:szCs w:val="20"/>
+        </w:rPr>
+        <w:t>123</w:t>
+      </w:r>
+      <w:r>
+        <w:rPr>
+          <w:rFonts w:ascii="Arial" w:hAnsi="Arial" w:cs="Arial"/>
+          <w:color w:val="000000" w:themeColor="text1"/>
+          <w:sz w:val="20"/>
+          <w:szCs w:val="20"/>
+        </w:rPr>
+        <w:t>, e2537420123 (2026).</w:t>
+      </w:r>
+    </w:p>
+    <w:p>
+      <w:pPr>
+        <w:pStyle w:val="NormalWeb"/>
+        <w:numPr>
+          <w:ilvl w:val="0"/>
+          <w:numId w:val="2"/>
+        </w:numPr>
+        <w:shd w:val="clear" w:color="auto" w:fill="FFFFFF"/>
+        <w:textAlignment w:val="baseline"/>
+        <w:rPr>
+          <w:rFonts w:ascii="Arial" w:hAnsi="Arial" w:cs="Arial"/>
+          <w:color w:val="000000" w:themeColor="text1"/>
+          <w:sz w:val="20"/>
+          <w:szCs w:val="20"/>
+        </w:rPr>
+      </w:pPr>
+      <w:r>
+        <w:rPr>
+          <w:rFonts w:ascii="Arial" w:hAnsi="Arial" w:cs="Arial"/>
+          <w:color w:val="000000" w:themeColor="text1"/>
+          <w:sz w:val="20"/>
+          <w:szCs w:val="20"/>
+        </w:rPr>
+        <w:t xml:space="preserve">J. Fan, B. D. McCandliss, T. Sommer, A. Raz, M. I. Posner, Testing the Efficiency and Independence of Attentional Networks. </w:t>
+      </w:r>
+      <w:r>
+        <w:rPr>
+          <w:rFonts w:ascii="Arial" w:hAnsi="Arial" w:cs="Arial"/>
+          <w:i/>
+          <w:iCs/>
+          <w:color w:val="000000" w:themeColor="text1"/>
+          <w:sz w:val="20"/>
+          <w:szCs w:val="20"/>
+        </w:rPr>
+        <w:t xml:space="preserve">J </w:t>
+      </w:r>
+      <w:proofErr w:type="spellStart"/>
+      <w:r>
+        <w:rPr>
+          <w:rFonts w:ascii="Arial" w:hAnsi="Arial" w:cs="Arial"/>
+          <w:i/>
+          <w:iCs/>
+          <w:color w:val="000000" w:themeColor="text1"/>
+          <w:sz w:val="20"/>
+          <w:szCs w:val="20"/>
+        </w:rPr>
+        <w:t>Cogn</w:t>
+      </w:r>
+      <w:proofErr w:type="spellEnd"/>
+      <w:r>
+        <w:rPr>
+          <w:rFonts w:ascii="Arial" w:hAnsi="Arial" w:cs="Arial"/>
+          <w:i/>
+          <w:iCs/>
+          <w:color w:val="000000" w:themeColor="text1"/>
+          <w:sz w:val="20"/>
+          <w:szCs w:val="20"/>
+        </w:rPr>
+        <w:t xml:space="preserve"> </w:t>
+      </w:r>
+      <w:proofErr w:type="spellStart"/>
+      <w:r>
+        <w:rPr>
+          <w:rFonts w:ascii="Arial" w:hAnsi="Arial" w:cs="Arial"/>
+          <w:i/>
+          <w:iCs/>
+          <w:color w:val="000000" w:themeColor="text1"/>
+          <w:sz w:val="20"/>
+          <w:szCs w:val="20"/>
+        </w:rPr>
+        <w:t>Neurosci</w:t>
+      </w:r>
+      <w:proofErr w:type="spellEnd"/>
+      <w:r>
+        <w:rPr>
+          <w:rFonts w:ascii="Arial" w:hAnsi="Arial" w:cs="Arial"/>
+          <w:i/>
+          <w:iCs/>
+          <w:color w:val="000000" w:themeColor="text1"/>
+          <w:sz w:val="20"/>
+          <w:szCs w:val="20"/>
+        </w:rPr>
+        <w:t xml:space="preserve"> </w:t>
+      </w:r>
+      <w:r>
+        <w:rPr>
+          <w:rFonts w:ascii="Arial" w:hAnsi="Arial" w:cs="Arial"/>
+          <w:b/>
+          <w:bCs/>
+          <w:color w:val="000000" w:themeColor="text1"/>
+          <w:sz w:val="20"/>
+          <w:szCs w:val="20"/>
+        </w:rPr>
+        <w:t>14</w:t>
+      </w:r>
+      <w:r>
+        <w:rPr>
+          <w:rFonts w:ascii="Arial" w:hAnsi="Arial" w:cs="Arial"/>
+          <w:color w:val="000000" w:themeColor="text1"/>
+          <w:sz w:val="20"/>
+          <w:szCs w:val="20"/>
+        </w:rPr>
+        <w:t>, 340–347 (2002).</w:t>
+      </w:r>
+    </w:p>
+    <w:p>
+      <w:pPr>
+        <w:pStyle w:val="NormalWeb"/>
+        <w:numPr>
+          <w:ilvl w:val="0"/>
+          <w:numId w:val="2"/>
+        </w:numPr>
+        <w:shd w:val="clear" w:color="auto" w:fill="FFFFFF"/>
+        <w:textAlignment w:val="baseline"/>
+        <w:rPr>
+          <w:rFonts w:ascii="Arial" w:hAnsi="Arial" w:cs="Arial"/>
+          <w:color w:val="000000" w:themeColor="text1"/>
+          <w:sz w:val="20"/>
+          <w:szCs w:val="20"/>
+        </w:rPr>
+      </w:pPr>
+      <w:r>
+        <w:rPr>
+          <w:rFonts w:ascii="Arial" w:hAnsi="Arial" w:cs="Arial"/>
+          <w:color w:val="000000" w:themeColor="text1"/>
+          <w:sz w:val="20"/>
+          <w:szCs w:val="20"/>
+        </w:rPr>
+        <w:t xml:space="preserve">A. Rangel, C. Camerer, P. R. Montague, A framework for studying the neurobiology of value-based decision making. </w:t>
+      </w:r>
+      <w:r>
+        <w:rPr>
+          <w:rFonts w:ascii="Arial" w:hAnsi="Arial" w:cs="Arial"/>
+          <w:i/>
+          <w:iCs/>
+          <w:color w:val="000000" w:themeColor="text1"/>
+          <w:sz w:val="20"/>
+          <w:szCs w:val="20"/>
+        </w:rPr>
+        <w:t>Nature Reviews Neuroscience</w:t>
+      </w:r>
+      <w:r>
+        <w:rPr>
+          <w:rFonts w:ascii="Arial" w:hAnsi="Arial" w:cs="Arial"/>
+          <w:color w:val="000000" w:themeColor="text1"/>
+          <w:sz w:val="20"/>
+          <w:szCs w:val="20"/>
+        </w:rPr>
+        <w:t xml:space="preserve"> </w:t>
+      </w:r>
+      <w:r>
+        <w:rPr>
+          <w:rFonts w:ascii="Arial" w:hAnsi="Arial" w:cs="Arial"/>
+          <w:b/>
+          <w:bCs/>
+          <w:color w:val="000000" w:themeColor="text1"/>
+          <w:sz w:val="20"/>
+          <w:szCs w:val="20"/>
+        </w:rPr>
+        <w:t>9</w:t>
+      </w:r>
+      <w:r>
+        <w:rPr>
+          <w:rFonts w:ascii="Arial" w:hAnsi="Arial" w:cs="Arial"/>
+          <w:color w:val="000000" w:themeColor="text1"/>
+          <w:sz w:val="20"/>
+          <w:szCs w:val="20"/>
+        </w:rPr>
+        <w:t>, 545–556 (2008).</w:t>
+      </w:r>
+    </w:p>
+    <w:p>
+      <w:pPr>
+        <w:pStyle w:val="NormalWeb"/>
+        <w:numPr>
+          <w:ilvl w:val="0"/>
+          <w:numId w:val="2"/>
+        </w:numPr>
+        <w:shd w:val="clear" w:color="auto" w:fill="FFFFFF"/>
+        <w:textAlignment w:val="baseline"/>
+        <w:rPr>
+          <w:rFonts w:ascii="Arial" w:hAnsi="Arial" w:cs="Arial"/>
+          <w:color w:val="000000" w:themeColor="text1"/>
+          <w:sz w:val="20"/>
+          <w:szCs w:val="20"/>
+        </w:rPr>
+      </w:pPr>
+      <w:r>
+        <w:rPr>
+          <w:rFonts w:ascii="Arial" w:hAnsi="Arial" w:cs="Arial"/>
+          <w:color w:val="000000" w:themeColor="text1"/>
+          <w:sz w:val="20"/>
+          <w:szCs w:val="20"/>
+        </w:rPr>
+        <w:t xml:space="preserve">I. D. Roberts, C. A. Hutcherson, Affect and Decision Making: Insights and Predictions from Computational Models. </w:t>
+      </w:r>
+      <w:r>
+        <w:rPr>
+          <w:rFonts w:ascii="Arial" w:hAnsi="Arial" w:cs="Arial"/>
+          <w:i/>
+          <w:iCs/>
+          <w:color w:val="000000" w:themeColor="text1"/>
+          <w:sz w:val="20"/>
+          <w:szCs w:val="20"/>
+        </w:rPr>
+        <w:t>Trends in Cognitive Sciences</w:t>
+      </w:r>
+      <w:r>
+        <w:rPr>
+          <w:rFonts w:ascii="Arial" w:hAnsi="Arial" w:cs="Arial"/>
+          <w:color w:val="000000" w:themeColor="text1"/>
+          <w:sz w:val="20"/>
+          <w:szCs w:val="20"/>
+        </w:rPr>
+        <w:t xml:space="preserve"> </w:t>
+      </w:r>
+      <w:r>
+        <w:rPr>
+          <w:rFonts w:ascii="Arial" w:hAnsi="Arial" w:cs="Arial"/>
+          <w:b/>
+          <w:bCs/>
+          <w:color w:val="000000" w:themeColor="text1"/>
+          <w:sz w:val="20"/>
+          <w:szCs w:val="20"/>
+        </w:rPr>
+        <w:t>23</w:t>
+      </w:r>
+      <w:r>
+        <w:rPr>
+          <w:rFonts w:ascii="Arial" w:hAnsi="Arial" w:cs="Arial"/>
+          <w:color w:val="000000" w:themeColor="text1"/>
+          <w:sz w:val="20"/>
+          <w:szCs w:val="20"/>
+        </w:rPr>
+        <w:t>, 602–614 (2019).</w:t>
+      </w:r>
+    </w:p>
+    <w:p>
+      <w:pPr>
+        <w:pStyle w:val="NormalWeb"/>
+        <w:numPr>
+          <w:ilvl w:val="0"/>
+          <w:numId w:val="2"/>
+        </w:numPr>
+        <w:shd w:val="clear" w:color="auto" w:fill="FFFFFF"/>
+        <w:textAlignment w:val="baseline"/>
+        <w:rPr>
+          <w:rFonts w:ascii="Arial" w:hAnsi="Arial" w:cs="Arial"/>
+          <w:color w:val="000000" w:themeColor="text1"/>
+          <w:sz w:val="20"/>
+          <w:szCs w:val="20"/>
+        </w:rPr>
+      </w:pPr>
+      <w:r>
+        <w:rPr>
+          <w:rFonts w:ascii="Arial" w:hAnsi="Arial" w:cs="Arial"/>
+          <w:color w:val="000000" w:themeColor="text1"/>
+          <w:sz w:val="20"/>
+          <w:szCs w:val="20"/>
+        </w:rPr>
+        <w:t xml:space="preserve">Q. Mei, Y. Xie, W. Yuan, M. O. Jackson, A Turing test of whether AI chatbots are behaviorally similar to humans. </w:t>
+      </w:r>
+      <w:r>
+        <w:rPr>
+          <w:rFonts w:ascii="Arial" w:hAnsi="Arial" w:cs="Arial"/>
+          <w:i/>
+          <w:iCs/>
+          <w:color w:val="000000" w:themeColor="text1"/>
+          <w:sz w:val="20"/>
+          <w:szCs w:val="20"/>
+        </w:rPr>
+        <w:t>Proceedings of the National Academy of Sciences</w:t>
+      </w:r>
+      <w:r>
+        <w:rPr>
+          <w:rFonts w:ascii="Arial" w:hAnsi="Arial" w:cs="Arial"/>
+          <w:color w:val="000000" w:themeColor="text1"/>
+          <w:sz w:val="20"/>
+          <w:szCs w:val="20"/>
+        </w:rPr>
+        <w:t xml:space="preserve"> </w:t>
+      </w:r>
+      <w:r>
+        <w:rPr>
+          <w:rFonts w:ascii="Arial" w:hAnsi="Arial" w:cs="Arial"/>
+          <w:b/>
+          <w:bCs/>
+          <w:color w:val="000000" w:themeColor="text1"/>
+          <w:sz w:val="20"/>
+          <w:szCs w:val="20"/>
+        </w:rPr>
+        <w:t>121</w:t>
+      </w:r>
+      <w:r>
+        <w:rPr>
+          <w:rFonts w:ascii="Arial" w:hAnsi="Arial" w:cs="Arial"/>
+          <w:color w:val="000000" w:themeColor="text1"/>
+          <w:sz w:val="20"/>
+          <w:szCs w:val="20"/>
+        </w:rPr>
+        <w:t>, e2313925121 (2024).</w:t>
+      </w:r>
+    </w:p>
+    <w:p>
+      <w:pPr>
+        <w:pStyle w:val="NormalWeb"/>
+        <w:numPr>
+          <w:ilvl w:val="0"/>
+          <w:numId w:val="2"/>
+        </w:numPr>
+        <w:shd w:val="clear" w:color="auto" w:fill="FFFFFF"/>
+        <w:textAlignment w:val="baseline"/>
+        <w:rPr>
+          <w:rFonts w:ascii="Arial" w:hAnsi="Arial" w:cs="Arial"/>
+          <w:color w:val="000000" w:themeColor="text1"/>
+          <w:sz w:val="20"/>
+          <w:szCs w:val="20"/>
+        </w:rPr>
+      </w:pPr>
+      <w:r>
+        <w:rPr>
+          <w:rFonts w:ascii="Arial" w:hAnsi="Arial" w:cs="Arial"/>
+          <w:color w:val="000000" w:themeColor="text1"/>
+          <w:sz w:val="20"/>
+          <w:szCs w:val="20"/>
+        </w:rPr>
+        <w:t xml:space="preserve">M. Binz, et al., A foundation model to predict and capture human cognition. </w:t>
+      </w:r>
+      <w:r>
+        <w:rPr>
+          <w:rFonts w:ascii="Arial" w:hAnsi="Arial" w:cs="Arial"/>
+          <w:i/>
+          <w:iCs/>
+          <w:color w:val="000000" w:themeColor="text1"/>
+          <w:sz w:val="20"/>
+          <w:szCs w:val="20"/>
+        </w:rPr>
+        <w:t>Nature</w:t>
+      </w:r>
+      <w:r>
+        <w:rPr>
+          <w:rFonts w:ascii="Arial" w:hAnsi="Arial" w:cs="Arial"/>
+          <w:i/>
+          <w:iCs/>
+          <w:color w:val="000000" w:themeColor="text1"/>
+          <w:sz w:val="20"/>
+          <w:szCs w:val="20"/>
+        </w:rPr>
+        <w:t xml:space="preserve"> </w:t>
+      </w:r>
+      <w:r>
+        <w:rPr>
+          <w:rFonts w:ascii="Arial" w:hAnsi="Arial" w:cs="Arial"/>
+          <w:b/>
+          <w:bCs/>
+          <w:color w:val="000000" w:themeColor="text1"/>
+          <w:sz w:val="20"/>
+          <w:szCs w:val="20"/>
+        </w:rPr>
+        <w:t>644</w:t>
+      </w:r>
+      <w:r>
+        <w:rPr>
+          <w:rFonts w:ascii="Arial" w:hAnsi="Arial" w:cs="Arial"/>
+          <w:color w:val="000000" w:themeColor="text1"/>
+          <w:sz w:val="20"/>
+          <w:szCs w:val="20"/>
+        </w:rPr>
+        <w:t xml:space="preserve"> 1</w:t>
+      </w:r>
+      <w:r>
+        <w:rPr>
+          <w:rFonts w:ascii="Arial" w:hAnsi="Arial" w:cs="Arial"/>
+          <w:color w:val="000000" w:themeColor="text1"/>
+          <w:sz w:val="20"/>
+          <w:szCs w:val="20"/>
+        </w:rPr>
+        <w:t>002</w:t>
+      </w:r>
+      <w:r>
+        <w:rPr>
+          <w:rFonts w:ascii="Arial" w:hAnsi="Arial" w:cs="Arial"/>
+          <w:color w:val="000000" w:themeColor="text1"/>
+          <w:sz w:val="20"/>
+          <w:szCs w:val="20"/>
+        </w:rPr>
+        <w:t>–</w:t>
+      </w:r>
+      <w:r>
+        <w:rPr>
+          <w:rFonts w:ascii="Arial" w:hAnsi="Arial" w:cs="Arial"/>
+          <w:color w:val="000000" w:themeColor="text1"/>
+          <w:sz w:val="20"/>
+          <w:szCs w:val="20"/>
+        </w:rPr>
+        <w:t>1009</w:t>
+      </w:r>
+      <w:r>
+        <w:rPr>
+          <w:rFonts w:ascii="Arial" w:hAnsi="Arial" w:cs="Arial"/>
+          <w:color w:val="000000" w:themeColor="text1"/>
+          <w:sz w:val="20"/>
+          <w:szCs w:val="20"/>
+        </w:rPr>
+        <w:t xml:space="preserve"> (2025).</w:t>
       </w:r>
     </w:p>
     <w:p>
@@ -2754,42 +3005,6 @@
           <w:szCs w:val="20"/>
         </w:rPr>
       </w:pPr>
-    </w:p>
-    <w:p>
-      <w:pPr>
-        <w:pBdr>
-          <w:top w:val="nil"/>
-          <w:left w:val="nil"/>
-          <w:bottom w:val="nil"/>
-          <w:right w:val="nil"/>
-          <w:between w:val="nil"/>
-        </w:pBdr>
-        <w:contextualSpacing/>
-        <w:rPr>
-          <w:rFonts w:ascii="Arial" w:hAnsi="Arial" w:cs="Arial"/>
-          <w:color w:val="000000"/>
-          <w:sz w:val="20"/>
-          <w:szCs w:val="20"/>
-        </w:rPr>
-      </w:pPr>
-    </w:p>
-    <w:p>
-      <w:pPr>
-        <w:pBdr>
-          <w:top w:val="nil"/>
-          <w:left w:val="nil"/>
-          <w:bottom w:val="nil"/>
-          <w:right w:val="nil"/>
-          <w:between w:val="nil"/>
-        </w:pBdr>
-        <w:contextualSpacing/>
-        <w:rPr>
-          <w:rFonts w:ascii="Arial" w:hAnsi="Arial" w:cs="Arial"/>
-          <w:color w:val="000000"/>
-          <w:sz w:val="20"/>
-          <w:szCs w:val="20"/>
-        </w:rPr>
-      </w:pPr>
       <w:r>
         <w:rPr>
           <w:rFonts w:ascii="Arial" w:hAnsi="Arial" w:cs="Arial"/>
@@ -2798,879 +3013,7 @@
           <w:sz w:val="20"/>
           <w:szCs w:val="20"/>
         </w:rPr>
-        <w:t>References</w:t>
-      </w:r>
-    </w:p>
-    <w:p>
-      <w:pPr>
-        <w:pBdr>
-          <w:top w:val="nil"/>
-          <w:left w:val="nil"/>
-          <w:bottom w:val="nil"/>
-          <w:right w:val="nil"/>
-          <w:between w:val="nil"/>
-        </w:pBdr>
-        <w:contextualSpacing/>
-        <w:rPr>
-          <w:rFonts w:ascii="Arial" w:hAnsi="Arial" w:cs="Arial"/>
-          <w:sz w:val="20"/>
-        </w:rPr>
-      </w:pPr>
-      <w:r>
-        <w:rPr>
-          <w:rFonts w:ascii="Arial" w:hAnsi="Arial" w:cs="Arial"/>
-          <w:color w:val="000000"/>
-          <w:sz w:val="20"/>
-          <w:szCs w:val="20"/>
-        </w:rPr>
-        <w:t xml:space="preserve"> </w:t>
-      </w:r>
-    </w:p>
-    <w:p>
-      <w:pPr>
-        <w:pStyle w:val="NormalWeb"/>
-        <w:numPr>
-          <w:ilvl w:val="0"/>
-          <w:numId w:val="2"/>
-        </w:numPr>
-        <w:shd w:val="clear" w:color="auto" w:fill="FFFFFF"/>
-        <w:textAlignment w:val="baseline"/>
-        <w:rPr>
-          <w:rFonts w:ascii="Arial" w:hAnsi="Arial" w:cs="Arial"/>
-          <w:color w:val="000000" w:themeColor="text1"/>
-          <w:sz w:val="20"/>
-          <w:szCs w:val="20"/>
-        </w:rPr>
-      </w:pPr>
-      <w:r>
-        <w:rPr>
-          <w:rFonts w:ascii="Arial" w:hAnsi="Arial" w:cs="Arial"/>
-          <w:color w:val="000000" w:themeColor="text1"/>
-          <w:sz w:val="20"/>
-          <w:szCs w:val="20"/>
-        </w:rPr>
-        <w:t xml:space="preserve">S. J. Westwood, The potential existential threat of large language models to online survey research. </w:t>
-      </w:r>
-      <w:r>
-        <w:rPr>
-          <w:rFonts w:ascii="Arial" w:hAnsi="Arial" w:cs="Arial"/>
-          <w:i/>
-          <w:iCs/>
-          <w:color w:val="000000" w:themeColor="text1"/>
-          <w:sz w:val="20"/>
-          <w:szCs w:val="20"/>
-        </w:rPr>
-        <w:t>Proceedings of the National Academy of Sciences</w:t>
-      </w:r>
-      <w:r>
-        <w:rPr>
-          <w:rFonts w:ascii="Arial" w:hAnsi="Arial" w:cs="Arial"/>
-          <w:color w:val="000000" w:themeColor="text1"/>
-          <w:sz w:val="20"/>
-          <w:szCs w:val="20"/>
-        </w:rPr>
-        <w:t xml:space="preserve"> </w:t>
-      </w:r>
-      <w:r>
-        <w:rPr>
-          <w:rFonts w:ascii="Arial" w:hAnsi="Arial" w:cs="Arial"/>
-          <w:b/>
-          <w:bCs/>
-          <w:color w:val="000000" w:themeColor="text1"/>
-          <w:sz w:val="20"/>
-          <w:szCs w:val="20"/>
-        </w:rPr>
-        <w:t>122</w:t>
-      </w:r>
-      <w:r>
-        <w:rPr>
-          <w:rFonts w:ascii="Arial" w:hAnsi="Arial" w:cs="Arial"/>
-          <w:color w:val="000000" w:themeColor="text1"/>
-          <w:sz w:val="20"/>
-          <w:szCs w:val="20"/>
-        </w:rPr>
-        <w:t>, e2518075122 (2025).</w:t>
-      </w:r>
-    </w:p>
-    <w:p>
-      <w:pPr>
-        <w:pStyle w:val="NormalWeb"/>
-        <w:numPr>
-          <w:ilvl w:val="0"/>
-          <w:numId w:val="2"/>
-        </w:numPr>
-        <w:shd w:val="clear" w:color="auto" w:fill="FFFFFF"/>
-        <w:textAlignment w:val="baseline"/>
-        <w:rPr>
-          <w:rFonts w:ascii="Arial" w:hAnsi="Arial" w:cs="Arial"/>
-          <w:color w:val="000000" w:themeColor="text1"/>
-          <w:sz w:val="20"/>
-          <w:szCs w:val="20"/>
-        </w:rPr>
-      </w:pPr>
-      <w:r>
-        <w:rPr>
-          <w:rFonts w:ascii="Arial" w:hAnsi="Arial" w:cs="Arial"/>
-          <w:color w:val="000000" w:themeColor="text1"/>
-          <w:sz w:val="20"/>
-          <w:szCs w:val="20"/>
-        </w:rPr>
-        <w:lastRenderedPageBreak/>
-        <w:t xml:space="preserve">S. Van der Stigchel, C. Strauch, B. de Zwart, L. Van Maanen, Will online behavioral research follow the fate of online survey research? </w:t>
-      </w:r>
-      <w:r>
-        <w:rPr>
-          <w:rFonts w:ascii="Arial" w:hAnsi="Arial" w:cs="Arial"/>
-          <w:i/>
-          <w:iCs/>
-          <w:color w:val="000000" w:themeColor="text1"/>
-          <w:sz w:val="20"/>
-          <w:szCs w:val="20"/>
-        </w:rPr>
-        <w:t>Proceedings of the National Academy of Sciences</w:t>
-      </w:r>
-      <w:r>
-        <w:rPr>
-          <w:rFonts w:ascii="Arial" w:hAnsi="Arial" w:cs="Arial"/>
-          <w:color w:val="000000" w:themeColor="text1"/>
-          <w:sz w:val="20"/>
-          <w:szCs w:val="20"/>
-        </w:rPr>
-        <w:t xml:space="preserve"> </w:t>
-      </w:r>
-      <w:r>
-        <w:rPr>
-          <w:rFonts w:ascii="Arial" w:hAnsi="Arial" w:cs="Arial"/>
-          <w:b/>
-          <w:bCs/>
-          <w:color w:val="000000" w:themeColor="text1"/>
-          <w:sz w:val="20"/>
-          <w:szCs w:val="20"/>
-        </w:rPr>
-        <w:t>123</w:t>
-      </w:r>
-      <w:r>
-        <w:rPr>
-          <w:rFonts w:ascii="Arial" w:hAnsi="Arial" w:cs="Arial"/>
-          <w:color w:val="000000" w:themeColor="text1"/>
-          <w:sz w:val="20"/>
-          <w:szCs w:val="20"/>
-        </w:rPr>
-        <w:t>, e2535585123 (2026).</w:t>
-      </w:r>
-    </w:p>
-    <w:p>
-      <w:pPr>
-        <w:pStyle w:val="NormalWeb"/>
-        <w:numPr>
-          <w:ilvl w:val="0"/>
-          <w:numId w:val="2"/>
-        </w:numPr>
-        <w:shd w:val="clear" w:color="auto" w:fill="FFFFFF"/>
-        <w:textAlignment w:val="baseline"/>
-        <w:rPr>
-          <w:rFonts w:ascii="Arial" w:hAnsi="Arial" w:cs="Arial"/>
-          <w:color w:val="000000" w:themeColor="text1"/>
-          <w:sz w:val="20"/>
-          <w:szCs w:val="20"/>
-        </w:rPr>
-      </w:pPr>
-      <w:r>
-        <w:rPr>
-          <w:rFonts w:ascii="Arial" w:hAnsi="Arial" w:cs="Arial"/>
-          <w:color w:val="000000" w:themeColor="text1"/>
-          <w:sz w:val="20"/>
-          <w:szCs w:val="20"/>
-        </w:rPr>
-        <w:t xml:space="preserve">A. Chetverikov, </w:t>
-      </w:r>
-      <w:proofErr w:type="gramStart"/>
-      <w:r>
-        <w:rPr>
-          <w:rFonts w:ascii="Arial" w:hAnsi="Arial" w:cs="Arial"/>
-          <w:color w:val="000000" w:themeColor="text1"/>
-          <w:sz w:val="20"/>
-          <w:szCs w:val="20"/>
-        </w:rPr>
-        <w:t>Online</w:t>
-      </w:r>
-      <w:proofErr w:type="gramEnd"/>
-      <w:r>
-        <w:rPr>
-          <w:rFonts w:ascii="Arial" w:hAnsi="Arial" w:cs="Arial"/>
-          <w:color w:val="000000" w:themeColor="text1"/>
-          <w:sz w:val="20"/>
-          <w:szCs w:val="20"/>
-        </w:rPr>
-        <w:t xml:space="preserve"> behavioral studies are safe for now: Unusual RTs do not imply bots (A reply to Van der </w:t>
-      </w:r>
-      <w:proofErr w:type="spellStart"/>
-      <w:r>
-        <w:rPr>
-          <w:rFonts w:ascii="Arial" w:hAnsi="Arial" w:cs="Arial"/>
-          <w:color w:val="000000" w:themeColor="text1"/>
-          <w:sz w:val="20"/>
-          <w:szCs w:val="20"/>
-        </w:rPr>
-        <w:t>Stigchel</w:t>
-      </w:r>
-      <w:proofErr w:type="spellEnd"/>
-      <w:r>
-        <w:rPr>
-          <w:rFonts w:ascii="Arial" w:hAnsi="Arial" w:cs="Arial"/>
-          <w:color w:val="000000" w:themeColor="text1"/>
-          <w:sz w:val="20"/>
-          <w:szCs w:val="20"/>
-        </w:rPr>
-        <w:t xml:space="preserve"> et al., 2026). </w:t>
-      </w:r>
-      <w:proofErr w:type="spellStart"/>
-      <w:r>
-        <w:rPr>
-          <w:rFonts w:ascii="Arial" w:hAnsi="Arial" w:cs="Arial"/>
-          <w:i/>
-          <w:iCs/>
-          <w:color w:val="000000" w:themeColor="text1"/>
-          <w:sz w:val="20"/>
-          <w:szCs w:val="20"/>
-        </w:rPr>
-        <w:t>PsyArXiv</w:t>
-      </w:r>
-      <w:proofErr w:type="spellEnd"/>
-      <w:r>
-        <w:rPr>
-          <w:rFonts w:ascii="Arial" w:hAnsi="Arial" w:cs="Arial"/>
-          <w:i/>
-          <w:iCs/>
-          <w:color w:val="000000" w:themeColor="text1"/>
-          <w:sz w:val="20"/>
-          <w:szCs w:val="20"/>
-        </w:rPr>
-        <w:t xml:space="preserve"> </w:t>
-      </w:r>
-      <w:r>
-        <w:rPr>
-          <w:rFonts w:ascii="Arial" w:hAnsi="Arial" w:cs="Arial"/>
-          <w:color w:val="000000" w:themeColor="text1"/>
-          <w:sz w:val="20"/>
-          <w:szCs w:val="20"/>
-        </w:rPr>
-        <w:t xml:space="preserve">[Preprint] (2026). Available at: </w:t>
-      </w:r>
-      <w:r>
-        <w:rPr>
-          <w:rFonts w:ascii="Arial" w:hAnsi="Arial" w:cs="Arial"/>
-          <w:color w:val="000000" w:themeColor="text1"/>
-          <w:sz w:val="20"/>
-          <w:szCs w:val="20"/>
-        </w:rPr>
-        <w:t xml:space="preserve">https://doi.org/10.31234/osf.io/gjw5u_v1 </w:t>
-      </w:r>
-      <w:r>
-        <w:rPr>
-          <w:rFonts w:ascii="Arial" w:hAnsi="Arial" w:cs="Arial"/>
-          <w:color w:val="000000" w:themeColor="text1"/>
-          <w:sz w:val="20"/>
-          <w:szCs w:val="20"/>
-        </w:rPr>
-        <w:t>[Accessed 5 March 2026].</w:t>
-      </w:r>
-    </w:p>
-    <w:p>
-      <w:pPr>
-        <w:pStyle w:val="NormalWeb"/>
-        <w:numPr>
-          <w:ilvl w:val="0"/>
-          <w:numId w:val="2"/>
-        </w:numPr>
-        <w:shd w:val="clear" w:color="auto" w:fill="FFFFFF"/>
-        <w:textAlignment w:val="baseline"/>
-        <w:rPr>
-          <w:rFonts w:ascii="Arial" w:hAnsi="Arial" w:cs="Arial"/>
-          <w:color w:val="000000" w:themeColor="text1"/>
-          <w:sz w:val="20"/>
-          <w:szCs w:val="20"/>
-        </w:rPr>
-      </w:pPr>
-      <w:r>
-        <w:rPr>
-          <w:rFonts w:ascii="Arial" w:hAnsi="Arial" w:cs="Arial"/>
-          <w:color w:val="000000" w:themeColor="text1"/>
-          <w:sz w:val="20"/>
-          <w:szCs w:val="20"/>
-          <w:lang w:val="nl-NL"/>
-        </w:rPr>
-        <w:t xml:space="preserve">T. </w:t>
-      </w:r>
-      <w:proofErr w:type="spellStart"/>
-      <w:r>
-        <w:rPr>
-          <w:rFonts w:ascii="Arial" w:hAnsi="Arial" w:cs="Arial"/>
-          <w:color w:val="000000" w:themeColor="text1"/>
-          <w:sz w:val="20"/>
-          <w:szCs w:val="20"/>
-          <w:lang w:val="nl-NL"/>
-        </w:rPr>
-        <w:t>Özüdoğru</w:t>
-      </w:r>
-      <w:proofErr w:type="spellEnd"/>
-      <w:r>
-        <w:rPr>
-          <w:rFonts w:ascii="Arial" w:hAnsi="Arial" w:cs="Arial"/>
-          <w:color w:val="000000" w:themeColor="text1"/>
-          <w:sz w:val="20"/>
-          <w:szCs w:val="20"/>
-          <w:lang w:val="nl-NL"/>
-        </w:rPr>
-        <w:t xml:space="preserve">, S. van der </w:t>
-      </w:r>
-      <w:proofErr w:type="spellStart"/>
-      <w:r>
-        <w:rPr>
-          <w:rFonts w:ascii="Arial" w:hAnsi="Arial" w:cs="Arial"/>
-          <w:color w:val="000000" w:themeColor="text1"/>
-          <w:sz w:val="20"/>
-          <w:szCs w:val="20"/>
-          <w:lang w:val="nl-NL"/>
-        </w:rPr>
-        <w:t>Stigchel</w:t>
-      </w:r>
-      <w:proofErr w:type="spellEnd"/>
-      <w:r>
-        <w:rPr>
-          <w:rFonts w:ascii="Arial" w:hAnsi="Arial" w:cs="Arial"/>
-          <w:color w:val="000000" w:themeColor="text1"/>
-          <w:sz w:val="20"/>
-          <w:szCs w:val="20"/>
-          <w:lang w:val="nl-NL"/>
-        </w:rPr>
-        <w:t xml:space="preserve">, C. </w:t>
-      </w:r>
-      <w:proofErr w:type="spellStart"/>
-      <w:r>
-        <w:rPr>
-          <w:rFonts w:ascii="Arial" w:hAnsi="Arial" w:cs="Arial"/>
-          <w:color w:val="000000" w:themeColor="text1"/>
-          <w:sz w:val="20"/>
-          <w:szCs w:val="20"/>
-          <w:lang w:val="nl-NL"/>
-        </w:rPr>
-        <w:t>Strauch</w:t>
-      </w:r>
-      <w:proofErr w:type="spellEnd"/>
-      <w:r>
-        <w:rPr>
-          <w:rFonts w:ascii="Arial" w:hAnsi="Arial" w:cs="Arial"/>
-          <w:color w:val="000000" w:themeColor="text1"/>
-          <w:sz w:val="20"/>
-          <w:szCs w:val="20"/>
-          <w:lang w:val="nl-NL"/>
-        </w:rPr>
-        <w:t xml:space="preserve">, B. De Zwart, L. van Maanen, Online </w:t>
-      </w:r>
-      <w:proofErr w:type="spellStart"/>
-      <w:r>
-        <w:rPr>
-          <w:rFonts w:ascii="Arial" w:hAnsi="Arial" w:cs="Arial"/>
-          <w:color w:val="000000" w:themeColor="text1"/>
-          <w:sz w:val="20"/>
-          <w:szCs w:val="20"/>
-          <w:lang w:val="nl-NL"/>
-        </w:rPr>
-        <w:t>behavioral</w:t>
-      </w:r>
-      <w:proofErr w:type="spellEnd"/>
-      <w:r>
-        <w:rPr>
-          <w:rFonts w:ascii="Arial" w:hAnsi="Arial" w:cs="Arial"/>
-          <w:color w:val="000000" w:themeColor="text1"/>
-          <w:sz w:val="20"/>
-          <w:szCs w:val="20"/>
-          <w:lang w:val="nl-NL"/>
-        </w:rPr>
-        <w:t xml:space="preserve"> studies are </w:t>
-      </w:r>
-      <w:proofErr w:type="spellStart"/>
-      <w:r>
-        <w:rPr>
-          <w:rFonts w:ascii="Arial" w:hAnsi="Arial" w:cs="Arial"/>
-          <w:color w:val="000000" w:themeColor="text1"/>
-          <w:sz w:val="20"/>
-          <w:szCs w:val="20"/>
-          <w:lang w:val="nl-NL"/>
-        </w:rPr>
-        <w:t>vulnerable</w:t>
-      </w:r>
-      <w:proofErr w:type="spellEnd"/>
-      <w:r>
-        <w:rPr>
-          <w:rFonts w:ascii="Arial" w:hAnsi="Arial" w:cs="Arial"/>
-          <w:color w:val="000000" w:themeColor="text1"/>
-          <w:sz w:val="20"/>
-          <w:szCs w:val="20"/>
-          <w:lang w:val="nl-NL"/>
-        </w:rPr>
-        <w:t xml:space="preserve"> </w:t>
-      </w:r>
-      <w:proofErr w:type="spellStart"/>
-      <w:r>
-        <w:rPr>
-          <w:rFonts w:ascii="Arial" w:hAnsi="Arial" w:cs="Arial"/>
-          <w:color w:val="000000" w:themeColor="text1"/>
-          <w:sz w:val="20"/>
-          <w:szCs w:val="20"/>
-          <w:lang w:val="nl-NL"/>
-        </w:rPr>
-        <w:t>to</w:t>
-      </w:r>
-      <w:proofErr w:type="spellEnd"/>
-      <w:r>
-        <w:rPr>
-          <w:rFonts w:ascii="Arial" w:hAnsi="Arial" w:cs="Arial"/>
-          <w:color w:val="000000" w:themeColor="text1"/>
-          <w:sz w:val="20"/>
-          <w:szCs w:val="20"/>
-          <w:lang w:val="nl-NL"/>
-        </w:rPr>
-        <w:t xml:space="preserve"> </w:t>
-      </w:r>
-      <w:proofErr w:type="spellStart"/>
-      <w:r>
-        <w:rPr>
-          <w:rFonts w:ascii="Arial" w:hAnsi="Arial" w:cs="Arial"/>
-          <w:color w:val="000000" w:themeColor="text1"/>
-          <w:sz w:val="20"/>
-          <w:szCs w:val="20"/>
-          <w:lang w:val="nl-NL"/>
-        </w:rPr>
-        <w:t>agentic</w:t>
-      </w:r>
-      <w:proofErr w:type="spellEnd"/>
-      <w:r>
-        <w:rPr>
-          <w:rFonts w:ascii="Arial" w:hAnsi="Arial" w:cs="Arial"/>
-          <w:color w:val="000000" w:themeColor="text1"/>
-          <w:sz w:val="20"/>
-          <w:szCs w:val="20"/>
-          <w:lang w:val="nl-NL"/>
-        </w:rPr>
-        <w:t xml:space="preserve"> AI. </w:t>
-      </w:r>
-      <w:r>
-        <w:rPr>
-          <w:rFonts w:ascii="Arial" w:hAnsi="Arial" w:cs="Arial"/>
-          <w:color w:val="000000" w:themeColor="text1"/>
-          <w:sz w:val="20"/>
-          <w:szCs w:val="20"/>
-        </w:rPr>
-        <w:t>[Preprint] (2026). Available at: https://osf.io/3cztr [Accessed 18 March 2026].</w:t>
-      </w:r>
-    </w:p>
-    <w:p>
-      <w:pPr>
-        <w:pStyle w:val="NormalWeb"/>
-        <w:numPr>
-          <w:ilvl w:val="0"/>
-          <w:numId w:val="2"/>
-        </w:numPr>
-        <w:shd w:val="clear" w:color="auto" w:fill="FFFFFF"/>
-        <w:textAlignment w:val="baseline"/>
-        <w:rPr>
-          <w:rFonts w:ascii="Arial" w:hAnsi="Arial" w:cs="Arial"/>
-          <w:color w:val="000000" w:themeColor="text1"/>
-          <w:sz w:val="20"/>
-          <w:szCs w:val="20"/>
-        </w:rPr>
-      </w:pPr>
-      <w:r>
-        <w:rPr>
-          <w:rFonts w:ascii="Arial" w:hAnsi="Arial" w:cs="Arial"/>
-          <w:color w:val="000000" w:themeColor="text1"/>
-          <w:sz w:val="20"/>
-          <w:szCs w:val="20"/>
-        </w:rPr>
-        <w:t xml:space="preserve">J. Fan, B. D. McCandliss, T. Sommer, A. Raz, M. I. Posner, Testing the Efficiency and Independence of Attentional Networks. </w:t>
-      </w:r>
-      <w:r>
-        <w:rPr>
-          <w:rFonts w:ascii="Arial" w:hAnsi="Arial" w:cs="Arial"/>
-          <w:i/>
-          <w:iCs/>
-          <w:color w:val="000000" w:themeColor="text1"/>
-          <w:sz w:val="20"/>
-          <w:szCs w:val="20"/>
-        </w:rPr>
-        <w:t xml:space="preserve">J </w:t>
-      </w:r>
-      <w:proofErr w:type="spellStart"/>
-      <w:r>
-        <w:rPr>
-          <w:rFonts w:ascii="Arial" w:hAnsi="Arial" w:cs="Arial"/>
-          <w:i/>
-          <w:iCs/>
-          <w:color w:val="000000" w:themeColor="text1"/>
-          <w:sz w:val="20"/>
-          <w:szCs w:val="20"/>
-        </w:rPr>
-        <w:t>Cogn</w:t>
-      </w:r>
-      <w:proofErr w:type="spellEnd"/>
-      <w:r>
-        <w:rPr>
-          <w:rFonts w:ascii="Arial" w:hAnsi="Arial" w:cs="Arial"/>
-          <w:i/>
-          <w:iCs/>
-          <w:color w:val="000000" w:themeColor="text1"/>
-          <w:sz w:val="20"/>
-          <w:szCs w:val="20"/>
-        </w:rPr>
-        <w:t xml:space="preserve"> </w:t>
-      </w:r>
-      <w:proofErr w:type="spellStart"/>
-      <w:r>
-        <w:rPr>
-          <w:rFonts w:ascii="Arial" w:hAnsi="Arial" w:cs="Arial"/>
-          <w:i/>
-          <w:iCs/>
-          <w:color w:val="000000" w:themeColor="text1"/>
-          <w:sz w:val="20"/>
-          <w:szCs w:val="20"/>
-        </w:rPr>
-        <w:t>Neurosci</w:t>
-      </w:r>
-      <w:proofErr w:type="spellEnd"/>
-      <w:r>
-        <w:rPr>
-          <w:rFonts w:ascii="Arial" w:hAnsi="Arial" w:cs="Arial"/>
-          <w:i/>
-          <w:iCs/>
-          <w:color w:val="000000" w:themeColor="text1"/>
-          <w:sz w:val="20"/>
-          <w:szCs w:val="20"/>
-        </w:rPr>
-        <w:t xml:space="preserve"> </w:t>
-      </w:r>
-      <w:r>
-        <w:rPr>
-          <w:rFonts w:ascii="Arial" w:hAnsi="Arial" w:cs="Arial"/>
-          <w:b/>
-          <w:bCs/>
-          <w:color w:val="000000" w:themeColor="text1"/>
-          <w:sz w:val="20"/>
-          <w:szCs w:val="20"/>
-        </w:rPr>
-        <w:t>14</w:t>
-      </w:r>
-      <w:r>
-        <w:rPr>
-          <w:rFonts w:ascii="Arial" w:hAnsi="Arial" w:cs="Arial"/>
-          <w:color w:val="000000" w:themeColor="text1"/>
-          <w:sz w:val="20"/>
-          <w:szCs w:val="20"/>
-        </w:rPr>
-        <w:t>, 340–347 (2002).</w:t>
-      </w:r>
-    </w:p>
-    <w:p>
-      <w:pPr>
-        <w:pStyle w:val="NormalWeb"/>
-        <w:numPr>
-          <w:ilvl w:val="0"/>
-          <w:numId w:val="2"/>
-        </w:numPr>
-        <w:shd w:val="clear" w:color="auto" w:fill="FFFFFF"/>
-        <w:textAlignment w:val="baseline"/>
-        <w:rPr>
-          <w:rFonts w:ascii="Arial" w:hAnsi="Arial" w:cs="Arial"/>
-          <w:color w:val="000000" w:themeColor="text1"/>
-          <w:sz w:val="20"/>
-          <w:szCs w:val="20"/>
-        </w:rPr>
-      </w:pPr>
-      <w:r>
-        <w:rPr>
-          <w:rFonts w:ascii="Arial" w:hAnsi="Arial" w:cs="Arial"/>
-          <w:color w:val="000000" w:themeColor="text1"/>
-          <w:sz w:val="20"/>
-          <w:szCs w:val="20"/>
-        </w:rPr>
-        <w:t xml:space="preserve">A. Rangel, C. Camerer, P. R. Montague, A framework for studying the neurobiology of value-based decision making. </w:t>
-      </w:r>
-      <w:r>
-        <w:rPr>
-          <w:rFonts w:ascii="Arial" w:hAnsi="Arial" w:cs="Arial"/>
-          <w:i/>
-          <w:iCs/>
-          <w:color w:val="000000" w:themeColor="text1"/>
-          <w:sz w:val="20"/>
-          <w:szCs w:val="20"/>
-        </w:rPr>
-        <w:t>Nature Reviews Neuroscience</w:t>
-      </w:r>
-      <w:r>
-        <w:rPr>
-          <w:rFonts w:ascii="Arial" w:hAnsi="Arial" w:cs="Arial"/>
-          <w:color w:val="000000" w:themeColor="text1"/>
-          <w:sz w:val="20"/>
-          <w:szCs w:val="20"/>
-        </w:rPr>
-        <w:t xml:space="preserve"> </w:t>
-      </w:r>
-      <w:r>
-        <w:rPr>
-          <w:rFonts w:ascii="Arial" w:hAnsi="Arial" w:cs="Arial"/>
-          <w:b/>
-          <w:bCs/>
-          <w:color w:val="000000" w:themeColor="text1"/>
-          <w:sz w:val="20"/>
-          <w:szCs w:val="20"/>
-        </w:rPr>
-        <w:t>9</w:t>
-      </w:r>
-      <w:r>
-        <w:rPr>
-          <w:rFonts w:ascii="Arial" w:hAnsi="Arial" w:cs="Arial"/>
-          <w:color w:val="000000" w:themeColor="text1"/>
-          <w:sz w:val="20"/>
-          <w:szCs w:val="20"/>
-        </w:rPr>
-        <w:t>, 545–556 (2008).</w:t>
-      </w:r>
-    </w:p>
-    <w:p>
-      <w:pPr>
-        <w:pStyle w:val="NormalWeb"/>
-        <w:numPr>
-          <w:ilvl w:val="0"/>
-          <w:numId w:val="2"/>
-        </w:numPr>
-        <w:shd w:val="clear" w:color="auto" w:fill="FFFFFF"/>
-        <w:textAlignment w:val="baseline"/>
-        <w:rPr>
-          <w:rFonts w:ascii="Arial" w:hAnsi="Arial" w:cs="Arial"/>
-          <w:color w:val="000000" w:themeColor="text1"/>
-          <w:sz w:val="20"/>
-          <w:szCs w:val="20"/>
-        </w:rPr>
-      </w:pPr>
-      <w:r>
-        <w:rPr>
-          <w:rFonts w:ascii="Arial" w:hAnsi="Arial" w:cs="Arial"/>
-          <w:color w:val="000000" w:themeColor="text1"/>
-          <w:sz w:val="20"/>
-          <w:szCs w:val="20"/>
-        </w:rPr>
-        <w:t xml:space="preserve">I. D. Roberts, C. A. Hutcherson, Affect and Decision Making: Insights and Predictions from Computational Models. </w:t>
-      </w:r>
-      <w:r>
-        <w:rPr>
-          <w:rFonts w:ascii="Arial" w:hAnsi="Arial" w:cs="Arial"/>
-          <w:i/>
-          <w:iCs/>
-          <w:color w:val="000000" w:themeColor="text1"/>
-          <w:sz w:val="20"/>
-          <w:szCs w:val="20"/>
-        </w:rPr>
-        <w:t>Trends in Cognitive Sciences</w:t>
-      </w:r>
-      <w:r>
-        <w:rPr>
-          <w:rFonts w:ascii="Arial" w:hAnsi="Arial" w:cs="Arial"/>
-          <w:color w:val="000000" w:themeColor="text1"/>
-          <w:sz w:val="20"/>
-          <w:szCs w:val="20"/>
-        </w:rPr>
-        <w:t xml:space="preserve"> </w:t>
-      </w:r>
-      <w:r>
-        <w:rPr>
-          <w:rFonts w:ascii="Arial" w:hAnsi="Arial" w:cs="Arial"/>
-          <w:b/>
-          <w:bCs/>
-          <w:color w:val="000000" w:themeColor="text1"/>
-          <w:sz w:val="20"/>
-          <w:szCs w:val="20"/>
-        </w:rPr>
-        <w:t>23</w:t>
-      </w:r>
-      <w:r>
-        <w:rPr>
-          <w:rFonts w:ascii="Arial" w:hAnsi="Arial" w:cs="Arial"/>
-          <w:color w:val="000000" w:themeColor="text1"/>
-          <w:sz w:val="20"/>
-          <w:szCs w:val="20"/>
-        </w:rPr>
-        <w:t>, 602–614 (2019).</w:t>
-      </w:r>
-    </w:p>
-    <w:p>
-      <w:pPr>
-        <w:pStyle w:val="NormalWeb"/>
-        <w:numPr>
-          <w:ilvl w:val="0"/>
-          <w:numId w:val="2"/>
-        </w:numPr>
-        <w:shd w:val="clear" w:color="auto" w:fill="FFFFFF"/>
-        <w:textAlignment w:val="baseline"/>
-        <w:rPr>
-          <w:rFonts w:ascii="Arial" w:hAnsi="Arial" w:cs="Arial"/>
-          <w:color w:val="000000" w:themeColor="text1"/>
-          <w:sz w:val="20"/>
-          <w:szCs w:val="20"/>
-        </w:rPr>
-      </w:pPr>
-      <w:r>
-        <w:rPr>
-          <w:rFonts w:ascii="Arial" w:hAnsi="Arial" w:cs="Arial"/>
-          <w:color w:val="000000" w:themeColor="text1"/>
-          <w:sz w:val="20"/>
-          <w:szCs w:val="20"/>
-        </w:rPr>
-        <w:t xml:space="preserve">Q. Mei, Y. Xie, W. Yuan, M. O. Jackson, A Turing test of whether AI chatbots are behaviorally similar to humans. </w:t>
-      </w:r>
-      <w:r>
-        <w:rPr>
-          <w:rFonts w:ascii="Arial" w:hAnsi="Arial" w:cs="Arial"/>
-          <w:i/>
-          <w:iCs/>
-          <w:color w:val="000000" w:themeColor="text1"/>
-          <w:sz w:val="20"/>
-          <w:szCs w:val="20"/>
-        </w:rPr>
-        <w:t>Proceedings of the National Academy of Sciences</w:t>
-      </w:r>
-      <w:r>
-        <w:rPr>
-          <w:rFonts w:ascii="Arial" w:hAnsi="Arial" w:cs="Arial"/>
-          <w:color w:val="000000" w:themeColor="text1"/>
-          <w:sz w:val="20"/>
-          <w:szCs w:val="20"/>
-        </w:rPr>
-        <w:t xml:space="preserve"> </w:t>
-      </w:r>
-      <w:r>
-        <w:rPr>
-          <w:rFonts w:ascii="Arial" w:hAnsi="Arial" w:cs="Arial"/>
-          <w:b/>
-          <w:bCs/>
-          <w:color w:val="000000" w:themeColor="text1"/>
-          <w:sz w:val="20"/>
-          <w:szCs w:val="20"/>
-        </w:rPr>
-        <w:t>121</w:t>
-      </w:r>
-      <w:r>
-        <w:rPr>
-          <w:rFonts w:ascii="Arial" w:hAnsi="Arial" w:cs="Arial"/>
-          <w:color w:val="000000" w:themeColor="text1"/>
-          <w:sz w:val="20"/>
-          <w:szCs w:val="20"/>
-        </w:rPr>
-        <w:t>, e2313925121 (2024).</w:t>
-      </w:r>
-    </w:p>
-    <w:p>
-      <w:pPr>
-        <w:pStyle w:val="NormalWeb"/>
-        <w:numPr>
-          <w:ilvl w:val="0"/>
-          <w:numId w:val="2"/>
-        </w:numPr>
-        <w:shd w:val="clear" w:color="auto" w:fill="FFFFFF"/>
-        <w:textAlignment w:val="baseline"/>
-        <w:rPr>
-          <w:rFonts w:ascii="Arial" w:hAnsi="Arial" w:cs="Arial"/>
-          <w:color w:val="000000" w:themeColor="text1"/>
-          <w:sz w:val="20"/>
-          <w:szCs w:val="20"/>
-        </w:rPr>
-      </w:pPr>
-      <w:r>
-        <w:rPr>
-          <w:rFonts w:ascii="Arial" w:hAnsi="Arial" w:cs="Arial"/>
-          <w:color w:val="000000" w:themeColor="text1"/>
-          <w:sz w:val="20"/>
-          <w:szCs w:val="20"/>
-        </w:rPr>
-        <w:t xml:space="preserve">M. Binz, et al., A foundation model to predict and capture human cognition. </w:t>
-      </w:r>
-      <w:r>
-        <w:rPr>
-          <w:rFonts w:ascii="Arial" w:hAnsi="Arial" w:cs="Arial"/>
-          <w:i/>
-          <w:iCs/>
-          <w:color w:val="000000" w:themeColor="text1"/>
-          <w:sz w:val="20"/>
-          <w:szCs w:val="20"/>
-        </w:rPr>
-        <w:t>Nature</w:t>
-      </w:r>
-      <w:r>
-        <w:rPr>
-          <w:rFonts w:ascii="Arial" w:hAnsi="Arial" w:cs="Arial"/>
-          <w:i/>
-          <w:iCs/>
-          <w:color w:val="000000" w:themeColor="text1"/>
-          <w:sz w:val="20"/>
-          <w:szCs w:val="20"/>
-        </w:rPr>
-        <w:t xml:space="preserve"> </w:t>
-      </w:r>
-      <w:r>
-        <w:rPr>
-          <w:rFonts w:ascii="Arial" w:hAnsi="Arial" w:cs="Arial"/>
-          <w:b/>
-          <w:bCs/>
-          <w:color w:val="000000" w:themeColor="text1"/>
-          <w:sz w:val="20"/>
-          <w:szCs w:val="20"/>
-        </w:rPr>
-        <w:t>644</w:t>
-      </w:r>
-      <w:r>
-        <w:rPr>
-          <w:rFonts w:ascii="Arial" w:hAnsi="Arial" w:cs="Arial"/>
-          <w:color w:val="000000" w:themeColor="text1"/>
-          <w:sz w:val="20"/>
-          <w:szCs w:val="20"/>
-        </w:rPr>
-        <w:t xml:space="preserve"> 1</w:t>
-      </w:r>
-      <w:r>
-        <w:rPr>
-          <w:rFonts w:ascii="Arial" w:hAnsi="Arial" w:cs="Arial"/>
-          <w:color w:val="000000" w:themeColor="text1"/>
-          <w:sz w:val="20"/>
-          <w:szCs w:val="20"/>
-        </w:rPr>
-        <w:t>002</w:t>
-      </w:r>
-      <w:r>
-        <w:rPr>
-          <w:rFonts w:ascii="Arial" w:hAnsi="Arial" w:cs="Arial"/>
-          <w:color w:val="000000" w:themeColor="text1"/>
-          <w:sz w:val="20"/>
-          <w:szCs w:val="20"/>
-        </w:rPr>
-        <w:t>–</w:t>
-      </w:r>
-      <w:r>
-        <w:rPr>
-          <w:rFonts w:ascii="Arial" w:hAnsi="Arial" w:cs="Arial"/>
-          <w:color w:val="000000" w:themeColor="text1"/>
-          <w:sz w:val="20"/>
-          <w:szCs w:val="20"/>
-        </w:rPr>
-        <w:t>1009</w:t>
-      </w:r>
-      <w:r>
-        <w:rPr>
-          <w:rFonts w:ascii="Arial" w:hAnsi="Arial" w:cs="Arial"/>
-          <w:color w:val="000000" w:themeColor="text1"/>
-          <w:sz w:val="20"/>
-          <w:szCs w:val="20"/>
-        </w:rPr>
-        <w:t xml:space="preserve"> (2025).</w:t>
+        <w:t xml:space="preserve">Figures </w:t>
       </w:r>
     </w:p>
     <w:p>
@@ -3693,16 +3036,6 @@
           <w:szCs w:val="20"/>
         </w:rPr>
       </w:pPr>
-      <w:r>
-        <w:rPr>
-          <w:rFonts w:ascii="Arial" w:hAnsi="Arial" w:cs="Arial"/>
-          <w:b/>
-          <w:color w:val="000000"/>
-          <w:sz w:val="20"/>
-          <w:szCs w:val="20"/>
-        </w:rPr>
-        <w:t xml:space="preserve">Figures </w:t>
-      </w:r>
     </w:p>
     <w:p>
       <w:pPr>
@@ -3718,12 +3051,68 @@
         <w:contextualSpacing/>
         <w:rPr>
           <w:rFonts w:ascii="Arial" w:hAnsi="Arial" w:cs="Arial"/>
+          <w:color w:val="000000"/>
+          <w:sz w:val="20"/>
+          <w:szCs w:val="20"/>
+        </w:rPr>
+      </w:pPr>
+      <w:r>
+        <w:rPr>
+          <w:rFonts w:ascii="Arial" w:hAnsi="Arial" w:cs="Arial"/>
           <w:b/>
           <w:color w:val="000000"/>
           <w:sz w:val="20"/>
           <w:szCs w:val="20"/>
         </w:rPr>
-      </w:pPr>
+        <w:t>Fig</w:t>
+      </w:r>
+      <w:r>
+        <w:rPr>
+          <w:rFonts w:ascii="Arial" w:hAnsi="Arial" w:cs="Arial"/>
+          <w:b/>
+          <w:color w:val="000000"/>
+          <w:sz w:val="20"/>
+          <w:szCs w:val="20"/>
+        </w:rPr>
+        <w:t>ure</w:t>
+      </w:r>
+      <w:r>
+        <w:rPr>
+          <w:rFonts w:ascii="Arial" w:hAnsi="Arial" w:cs="Arial"/>
+          <w:b/>
+          <w:color w:val="000000"/>
+          <w:sz w:val="20"/>
+          <w:szCs w:val="20"/>
+        </w:rPr>
+        <w:t xml:space="preserve"> 1. </w:t>
+      </w:r>
+      <w:r>
+        <w:rPr>
+          <w:rFonts w:ascii="Arial" w:hAnsi="Arial" w:cs="Arial"/>
+          <w:color w:val="000000"/>
+          <w:sz w:val="20"/>
+          <w:szCs w:val="20"/>
+        </w:rPr>
+        <w:t xml:space="preserve">Bot approximates human performance. (A) Mean RT vs. accuracy; bot (star) falls within the human cloud (N = 796). (B) ANT score distributions; bot and Fan et al. (5) benchmarks within human range. (C) Cue </w:t>
+      </w:r>
+      <w:r>
+        <w:rPr>
+          <w:rFonts w:ascii="Arial" w:hAnsi="Arial" w:cs="Arial"/>
+          <w:color w:val="000000"/>
+          <w:sz w:val="20"/>
+          <w:szCs w:val="20"/>
+        </w:rPr>
+        <w:t>x</w:t>
+      </w:r>
+      <w:r>
+        <w:rPr>
+          <w:rFonts w:ascii="Arial" w:hAnsi="Arial" w:cs="Arial"/>
+          <w:color w:val="000000"/>
+          <w:sz w:val="20"/>
+          <w:szCs w:val="20"/>
+        </w:rPr>
+        <w:t xml:space="preserve"> Flanker interaction for humans (solid) and bot (dashed).</w:t>
+      </w:r>
     </w:p>
     <w:p>
       <w:pPr>
@@ -3744,63 +3133,6 @@
           <w:szCs w:val="20"/>
         </w:rPr>
       </w:pPr>
-      <w:r>
-        <w:rPr>
-          <w:rFonts w:ascii="Arial" w:hAnsi="Arial" w:cs="Arial"/>
-          <w:b/>
-          <w:color w:val="000000"/>
-          <w:sz w:val="20"/>
-          <w:szCs w:val="20"/>
-        </w:rPr>
-        <w:t>Fig</w:t>
-      </w:r>
-      <w:r>
-        <w:rPr>
-          <w:rFonts w:ascii="Arial" w:hAnsi="Arial" w:cs="Arial"/>
-          <w:b/>
-          <w:color w:val="000000"/>
-          <w:sz w:val="20"/>
-          <w:szCs w:val="20"/>
-        </w:rPr>
-        <w:t>ure</w:t>
-      </w:r>
-      <w:r>
-        <w:rPr>
-          <w:rFonts w:ascii="Arial" w:hAnsi="Arial" w:cs="Arial"/>
-          <w:b/>
-          <w:color w:val="000000"/>
-          <w:sz w:val="20"/>
-          <w:szCs w:val="20"/>
-        </w:rPr>
-        <w:t xml:space="preserve"> 1. </w:t>
-      </w:r>
-      <w:r>
-        <w:rPr>
-          <w:rFonts w:ascii="Arial" w:hAnsi="Arial" w:cs="Arial"/>
-          <w:color w:val="000000"/>
-          <w:sz w:val="20"/>
-          <w:szCs w:val="20"/>
-        </w:rPr>
-        <w:t xml:space="preserve">Bot approximates human performance. (A) Mean RT vs. accuracy; bot (star) falls within the human cloud (N = 796). (B) ANT score distributions; bot and Fan et al. (5) benchmarks within human range. (C) Cue </w:t>
-      </w:r>
-      <w:r>
-        <w:rPr>
-          <w:rFonts w:ascii="Arial" w:hAnsi="Arial" w:cs="Arial"/>
-          <w:color w:val="000000"/>
-          <w:sz w:val="20"/>
-          <w:szCs w:val="20"/>
-        </w:rPr>
-        <w:t>x</w:t>
-      </w:r>
-      <w:r>
-        <w:rPr>
-          <w:rFonts w:ascii="Arial" w:hAnsi="Arial" w:cs="Arial"/>
-          <w:color w:val="000000"/>
-          <w:sz w:val="20"/>
-          <w:szCs w:val="20"/>
-        </w:rPr>
-        <w:t xml:space="preserve"> Flanker interaction for humans (solid) and bot (dashed).</w:t>
-      </w:r>
     </w:p>
     <w:p>
       <w:pPr>
@@ -3821,26 +3153,6 @@
           <w:szCs w:val="20"/>
         </w:rPr>
       </w:pPr>
-    </w:p>
-    <w:p>
-      <w:pPr>
-        <w:keepNext/>
-        <w:pBdr>
-          <w:top w:val="nil"/>
-          <w:left w:val="nil"/>
-          <w:bottom w:val="nil"/>
-          <w:right w:val="nil"/>
-          <w:between w:val="nil"/>
-        </w:pBdr>
-        <w:spacing w:before="240" w:after="60"/>
-        <w:contextualSpacing/>
-        <w:rPr>
-          <w:rFonts w:ascii="Arial" w:hAnsi="Arial" w:cs="Arial"/>
-          <w:color w:val="000000"/>
-          <w:sz w:val="20"/>
-          <w:szCs w:val="20"/>
-        </w:rPr>
-      </w:pPr>
       <w:r>
         <w:rPr>
           <w:rFonts w:ascii="Arial" w:hAnsi="Arial" w:cs="Arial"/>
@@ -3850,7 +3162,7 @@
           <w:szCs w:val="20"/>
         </w:rPr>
         <w:drawing>
-          <wp:inline distT="0" distB="0" distL="0" distR="0" wp14:anchorId="5507A6EA" wp14:editId="50419BDD">
+          <wp:inline distT="0" distB="0" distL="0" distR="0" wp14:anchorId="5507A6EA" wp14:editId="34BA8DF2">
             <wp:extent cx="5486400" cy="2550160"/>
             <wp:effectExtent l="0" t="0" r="0" b="2540"/>
             <wp:docPr id="1034209915" name="Picture 1"/>
@@ -4176,7 +3488,7 @@
           <w:szCs w:val="20"/>
         </w:rPr>
         <w:drawing>
-          <wp:inline distT="0" distB="0" distL="0" distR="0" wp14:anchorId="1C1E63DB" wp14:editId="396419E1">
+          <wp:inline distT="0" distB="0" distL="0" distR="0" wp14:anchorId="1C1E63DB" wp14:editId="565923AD">
             <wp:extent cx="5486400" cy="2597785"/>
             <wp:effectExtent l="0" t="0" r="0" b="5715"/>
             <wp:docPr id="731315309" name="Picture 2"/>

--- a/huskey_zhao_fisher_parry_pnas_letter_bots.docx
+++ b/huskey_zhao_fisher_parry_pnas_letter_bots.docx
@@ -959,18 +959,16 @@
         </w:rPr>
         <w:t xml:space="preserve"> et al. (2) extended this concern to behavioral experiments, identifying participants in an online Posner cueing task whose RT profiles were highly consistent with simple bot simulations. In reply, Westwood and Frederick (3) provided </w:t>
       </w:r>
-      <w:proofErr w:type="spellStart"/>
-      <w:r>
-        <w:rPr>
-          <w:rFonts w:ascii="Arial" w:hAnsi="Arial" w:cs="Arial"/>
-          <w:bCs/>
-          <w:color w:val="000000"/>
-          <w:sz w:val="20"/>
-          <w:szCs w:val="20"/>
-        </w:rPr>
-        <w:t>addituional</w:t>
-      </w:r>
-      <w:proofErr w:type="spellEnd"/>
+      <w:r>
+        <w:rPr>
+          <w:rFonts w:ascii="Arial" w:hAnsi="Arial" w:cs="Arial"/>
+          <w:bCs/>
+          <w:color w:val="000000"/>
+          <w:sz w:val="20"/>
+          <w:szCs w:val="20"/>
+        </w:rPr>
+        <w:t>additional</w:t>
+      </w:r>
       <w:r>
         <w:rPr>
           <w:rFonts w:ascii="Arial" w:hAnsi="Arial" w:cs="Arial"/>
@@ -3093,7 +3091,25 @@
           <w:sz w:val="20"/>
           <w:szCs w:val="20"/>
         </w:rPr>
-        <w:t xml:space="preserve">Bot approximates human performance. (A) Mean RT vs. accuracy; bot (star) falls within the human cloud (N = 796). (B) ANT score distributions; bot and Fan et al. (5) benchmarks within human range. (C) Cue </w:t>
+        <w:t>Bot approximates human performance. (A) Mean RT vs. accuracy; bot (star) falls within the human cloud (N = 796). (B) ANT score distributions; bot and Fan et al. (</w:t>
+      </w:r>
+      <w:r>
+        <w:rPr>
+          <w:rFonts w:ascii="Arial" w:hAnsi="Arial" w:cs="Arial"/>
+          <w:color w:val="000000"/>
+          <w:sz w:val="20"/>
+          <w:szCs w:val="20"/>
+        </w:rPr>
+        <w:t>4</w:t>
+      </w:r>
+      <w:r>
+        <w:rPr>
+          <w:rFonts w:ascii="Arial" w:hAnsi="Arial" w:cs="Arial"/>
+          <w:color w:val="000000"/>
+          <w:sz w:val="20"/>
+          <w:szCs w:val="20"/>
+        </w:rPr>
+        <w:t xml:space="preserve">) benchmarks within human range. (C) Cue </w:t>
       </w:r>
       <w:r>
         <w:rPr>
@@ -3162,7 +3178,7 @@
           <w:szCs w:val="20"/>
         </w:rPr>
         <w:drawing>
-          <wp:inline distT="0" distB="0" distL="0" distR="0" wp14:anchorId="5507A6EA" wp14:editId="34BA8DF2">
+          <wp:inline distT="0" distB="0" distL="0" distR="0" wp14:anchorId="5507A6EA" wp14:editId="4683C19C">
             <wp:extent cx="5486400" cy="2550160"/>
             <wp:effectExtent l="0" t="0" r="0" b="2540"/>
             <wp:docPr id="1034209915" name="Picture 1"/>
@@ -3426,7 +3442,25 @@
           <w:sz w:val="20"/>
           <w:szCs w:val="20"/>
         </w:rPr>
-        <w:t xml:space="preserve">pixel detection failure </w:t>
+        <w:t xml:space="preserve">pixel detection </w:t>
+      </w:r>
+      <w:r>
+        <w:rPr>
+          <w:rFonts w:ascii="Arial" w:hAnsi="Arial" w:cs="Arial"/>
+          <w:color w:val="000000"/>
+          <w:sz w:val="20"/>
+          <w:szCs w:val="20"/>
+        </w:rPr>
+        <w:t>timeout</w:t>
+      </w:r>
+      <w:r>
+        <w:rPr>
+          <w:rFonts w:ascii="Arial" w:hAnsi="Arial" w:cs="Arial"/>
+          <w:color w:val="000000"/>
+          <w:sz w:val="20"/>
+          <w:szCs w:val="20"/>
+        </w:rPr>
+        <w:t xml:space="preserve"> </w:t>
       </w:r>
       <w:r>
         <w:rPr>
@@ -3488,7 +3522,7 @@
           <w:szCs w:val="20"/>
         </w:rPr>
         <w:drawing>
-          <wp:inline distT="0" distB="0" distL="0" distR="0" wp14:anchorId="1C1E63DB" wp14:editId="565923AD">
+          <wp:inline distT="0" distB="0" distL="0" distR="0" wp14:anchorId="1C1E63DB" wp14:editId="0BC959B9">
             <wp:extent cx="5486400" cy="2597785"/>
             <wp:effectExtent l="0" t="0" r="0" b="5715"/>
             <wp:docPr id="731315309" name="Picture 2"/>
